--- a/laporan/LAPORAN TUGAS PROYEK KELOMPOK.docx
+++ b/laporan/LAPORAN TUGAS PROYEK KELOMPOK.docx
@@ -53,12 +53,12 @@
           <wp:inline distB="0" distT="0" distL="0" distR="0">
             <wp:extent cx="1568287" cy="1438275"/>
             <wp:effectExtent b="0" l="0" r="0" t="0"/>
-            <wp:docPr descr="logo%20stt" id="15" name="image13.png"/>
+            <wp:docPr descr="logo%20stt" id="15" name="image22.png"/>
             <a:graphic>
               <a:graphicData uri="http://schemas.openxmlformats.org/drawingml/2006/picture">
                 <pic:pic>
                   <pic:nvPicPr>
-                    <pic:cNvPr descr="logo%20stt" id="0" name="image13.png"/>
+                    <pic:cNvPr descr="logo%20stt" id="0" name="image22.png"/>
                     <pic:cNvPicPr preferRelativeResize="0"/>
                   </pic:nvPicPr>
                   <pic:blipFill>
@@ -250,21 +250,9 @@
     </w:p>
     <w:p>
       <w:pPr>
-        <w:ind w:left="1700" w:firstLine="0"/>
-        <w:rPr>
-          <w:b w:val="1"/>
-          <w:bCs w:val="1"/>
-        </w:rPr>
-      </w:pPr>
-      <w:r>
-        <w:rPr>
-          <w:rtl w:val="0"/>
-        </w:rPr>
-      </w:r>
-    </w:p>
-    <w:p>
-      <w:pPr>
         <w:pStyle w:val="Title"/>
+        <w:ind w:left="0" w:firstLine="0"/>
+        <w:jc w:val="left"/>
         <w:rPr>
           <w:sz w:val="28"/>
           <w:szCs w:val="28"/>
@@ -336,6 +324,53 @@
         <w:pStyle w:val="Title"/>
         <w:spacing w:after="0" w:before="0" w:lineRule="auto"/>
         <w:ind w:firstLine="0"/>
+        <w:rPr>
+          <w:sz w:val="28"/>
+          <w:szCs w:val="28"/>
+        </w:rPr>
+      </w:pPr>
+      <w:bookmarkStart w:colFirst="0" w:colLast="0" w:name="_heading=h.sif61omryd6q" w:id="4"/>
+      <w:bookmarkEnd w:id="4"/>
+      <w:r>
+        <w:rPr>
+          <w:sz w:val="28"/>
+          <w:szCs w:val="28"/>
+          <w:rtl w:val="0"/>
+        </w:rPr>
+        <w:t xml:space="preserve">DEPOK</w:t>
+      </w:r>
+    </w:p>
+    <w:p>
+      <w:pPr>
+        <w:spacing w:after="0" w:before="0" w:lineRule="auto"/>
+        <w:ind w:firstLine="0"/>
+        <w:jc w:val="center"/>
+        <w:rPr/>
+      </w:pPr>
+      <w:r>
+        <w:rPr>
+          <w:rtl w:val="0"/>
+        </w:rPr>
+      </w:r>
+    </w:p>
+    <w:p>
+      <w:pPr>
+        <w:spacing w:after="0" w:before="0" w:lineRule="auto"/>
+        <w:ind w:firstLine="0"/>
+        <w:jc w:val="center"/>
+        <w:rPr/>
+      </w:pPr>
+      <w:r>
+        <w:rPr>
+          <w:rtl w:val="0"/>
+        </w:rPr>
+      </w:r>
+    </w:p>
+    <w:p>
+      <w:pPr>
+        <w:spacing w:after="0" w:before="0" w:lineRule="auto"/>
+        <w:ind w:firstLine="0"/>
+        <w:jc w:val="center"/>
         <w:rPr/>
         <w:sectPr>
           <w:footerReference r:id="rId8" w:type="default"/>
@@ -345,17 +380,11 @@
           <w:titlePg w:val="1"/>
         </w:sectPr>
       </w:pPr>
-      <w:bookmarkStart w:colFirst="0" w:colLast="0" w:name="_heading=h.sif61omryd6q" w:id="4"/>
-      <w:bookmarkEnd w:id="4"/>
-      <w:r>
-        <w:rPr>
-          <w:sz w:val="28"/>
-          <w:szCs w:val="28"/>
-          <w:rtl w:val="0"/>
-        </w:rPr>
-        <w:t xml:space="preserve">DEPOK</w:t>
-        <w:br w:type="textWrapping"/>
-        <w:t xml:space="preserve">2026</w:t>
+      <w:r>
+        <w:rPr>
+          <w:rtl w:val="0"/>
+        </w:rPr>
+        <w:t xml:space="preserve">Tanggal Pengumpulan : 15 Juli 2026</w:t>
       </w:r>
       <w:r>
         <w:br w:type="page"/>
@@ -463,7 +492,7 @@
     </w:p>
     <w:sdt>
       <w:sdtPr>
-        <w:id w:val="1012064280"/>
+        <w:id w:val="1706531359"/>
         <w:docPartObj>
           <w:docPartGallery w:val="Table of Contents"/>
           <w:docPartUnique w:val="1"/>
@@ -750,7 +779,7 @@
             </w:pBdr>
             <w:shd w:fill="auto" w:val="clear"/>
             <w:tabs>
-              <w:tab w:val="right" w:leader="dot" w:pos="8499"/>
+              <w:tab w:val="right" w:leader="none" w:pos="8499"/>
             </w:tabs>
             <w:spacing w:after="100" w:before="0" w:line="360" w:lineRule="auto"/>
             <w:ind w:left="240" w:right="0" w:firstLine="300"/>
@@ -815,7 +844,7 @@
             </w:pBdr>
             <w:shd w:fill="auto" w:val="clear"/>
             <w:tabs>
-              <w:tab w:val="right" w:leader="dot" w:pos="8499"/>
+              <w:tab w:val="right" w:leader="none" w:pos="8499"/>
             </w:tabs>
             <w:spacing w:after="100" w:before="0" w:line="360" w:lineRule="auto"/>
             <w:ind w:left="240" w:right="0" w:firstLine="300"/>
@@ -880,7 +909,7 @@
             </w:pBdr>
             <w:shd w:fill="auto" w:val="clear"/>
             <w:tabs>
-              <w:tab w:val="right" w:leader="dot" w:pos="8499"/>
+              <w:tab w:val="right" w:leader="none" w:pos="8499"/>
             </w:tabs>
             <w:spacing w:after="100" w:before="0" w:line="360" w:lineRule="auto"/>
             <w:ind w:left="240" w:right="0" w:firstLine="300"/>
@@ -945,7 +974,7 @@
             </w:pBdr>
             <w:shd w:fill="auto" w:val="clear"/>
             <w:tabs>
-              <w:tab w:val="right" w:leader="dot" w:pos="8499"/>
+              <w:tab w:val="right" w:leader="none" w:pos="8499"/>
             </w:tabs>
             <w:spacing w:after="100" w:before="0" w:line="360" w:lineRule="auto"/>
             <w:ind w:left="240" w:right="0" w:firstLine="300"/>
@@ -1075,7 +1104,7 @@
             </w:pBdr>
             <w:shd w:fill="auto" w:val="clear"/>
             <w:tabs>
-              <w:tab w:val="right" w:leader="dot" w:pos="8499"/>
+              <w:tab w:val="right" w:leader="none" w:pos="8499"/>
             </w:tabs>
             <w:spacing w:after="100" w:before="0" w:line="360" w:lineRule="auto"/>
             <w:ind w:left="240" w:right="0" w:firstLine="300"/>
@@ -1140,7 +1169,7 @@
             </w:pBdr>
             <w:shd w:fill="auto" w:val="clear"/>
             <w:tabs>
-              <w:tab w:val="right" w:leader="dot" w:pos="8499"/>
+              <w:tab w:val="right" w:leader="none" w:pos="8499"/>
             </w:tabs>
             <w:spacing w:after="100" w:before="0" w:line="360" w:lineRule="auto"/>
             <w:ind w:left="240" w:right="0" w:firstLine="300"/>
@@ -1205,7 +1234,7 @@
             </w:pBdr>
             <w:shd w:fill="auto" w:val="clear"/>
             <w:tabs>
-              <w:tab w:val="right" w:leader="dot" w:pos="8499"/>
+              <w:tab w:val="right" w:leader="none" w:pos="8499"/>
             </w:tabs>
             <w:spacing w:after="100" w:before="0" w:line="360" w:lineRule="auto"/>
             <w:ind w:left="480" w:right="0" w:firstLine="60"/>
@@ -1270,7 +1299,7 @@
             </w:pBdr>
             <w:shd w:fill="auto" w:val="clear"/>
             <w:tabs>
-              <w:tab w:val="right" w:leader="dot" w:pos="8499"/>
+              <w:tab w:val="right" w:leader="none" w:pos="8499"/>
             </w:tabs>
             <w:spacing w:after="100" w:before="0" w:line="360" w:lineRule="auto"/>
             <w:ind w:left="480" w:right="0" w:firstLine="60"/>
@@ -1335,7 +1364,7 @@
             </w:pBdr>
             <w:shd w:fill="auto" w:val="clear"/>
             <w:tabs>
-              <w:tab w:val="right" w:leader="dot" w:pos="8499"/>
+              <w:tab w:val="right" w:leader="none" w:pos="8499"/>
             </w:tabs>
             <w:spacing w:after="100" w:before="0" w:line="360" w:lineRule="auto"/>
             <w:ind w:left="480" w:right="0" w:firstLine="60"/>
@@ -1400,7 +1429,7 @@
             </w:pBdr>
             <w:shd w:fill="auto" w:val="clear"/>
             <w:tabs>
-              <w:tab w:val="right" w:leader="dot" w:pos="8499"/>
+              <w:tab w:val="right" w:leader="none" w:pos="8499"/>
             </w:tabs>
             <w:spacing w:after="100" w:before="0" w:line="360" w:lineRule="auto"/>
             <w:ind w:left="480" w:right="0" w:firstLine="60"/>
@@ -1465,7 +1494,7 @@
             </w:pBdr>
             <w:shd w:fill="auto" w:val="clear"/>
             <w:tabs>
-              <w:tab w:val="right" w:leader="dot" w:pos="8499"/>
+              <w:tab w:val="right" w:leader="none" w:pos="8499"/>
             </w:tabs>
             <w:spacing w:after="100" w:before="0" w:line="360" w:lineRule="auto"/>
             <w:ind w:left="480" w:right="0" w:firstLine="60"/>
@@ -1530,7 +1559,7 @@
             </w:pBdr>
             <w:shd w:fill="auto" w:val="clear"/>
             <w:tabs>
-              <w:tab w:val="right" w:leader="dot" w:pos="8499"/>
+              <w:tab w:val="right" w:leader="none" w:pos="8499"/>
             </w:tabs>
             <w:spacing w:after="100" w:before="0" w:line="360" w:lineRule="auto"/>
             <w:ind w:left="480" w:right="0" w:firstLine="60"/>
@@ -1595,7 +1624,7 @@
             </w:pBdr>
             <w:shd w:fill="auto" w:val="clear"/>
             <w:tabs>
-              <w:tab w:val="right" w:leader="dot" w:pos="8499"/>
+              <w:tab w:val="right" w:leader="none" w:pos="8499"/>
             </w:tabs>
             <w:spacing w:after="100" w:before="0" w:line="360" w:lineRule="auto"/>
             <w:ind w:left="480" w:right="0" w:firstLine="60"/>
@@ -1660,7 +1689,7 @@
             </w:pBdr>
             <w:shd w:fill="auto" w:val="clear"/>
             <w:tabs>
-              <w:tab w:val="right" w:leader="dot" w:pos="8499"/>
+              <w:tab w:val="right" w:leader="none" w:pos="8499"/>
             </w:tabs>
             <w:spacing w:after="100" w:before="0" w:line="360" w:lineRule="auto"/>
             <w:ind w:left="480" w:right="0" w:firstLine="60"/>
@@ -1725,7 +1754,7 @@
             </w:pBdr>
             <w:shd w:fill="auto" w:val="clear"/>
             <w:tabs>
-              <w:tab w:val="right" w:leader="dot" w:pos="8499"/>
+              <w:tab w:val="right" w:leader="none" w:pos="8499"/>
             </w:tabs>
             <w:spacing w:after="100" w:before="0" w:line="360" w:lineRule="auto"/>
             <w:ind w:left="240" w:right="0" w:firstLine="300"/>
@@ -1790,7 +1819,7 @@
             </w:pBdr>
             <w:shd w:fill="auto" w:val="clear"/>
             <w:tabs>
-              <w:tab w:val="right" w:leader="dot" w:pos="8499"/>
+              <w:tab w:val="right" w:leader="none" w:pos="8499"/>
             </w:tabs>
             <w:spacing w:after="100" w:before="0" w:line="360" w:lineRule="auto"/>
             <w:ind w:left="480" w:right="0" w:firstLine="60"/>
@@ -1855,7 +1884,7 @@
             </w:pBdr>
             <w:shd w:fill="auto" w:val="clear"/>
             <w:tabs>
-              <w:tab w:val="right" w:leader="dot" w:pos="8499"/>
+              <w:tab w:val="right" w:leader="none" w:pos="8499"/>
             </w:tabs>
             <w:spacing w:after="100" w:before="0" w:line="360" w:lineRule="auto"/>
             <w:ind w:left="480" w:right="0" w:firstLine="60"/>
@@ -1920,7 +1949,7 @@
             </w:pBdr>
             <w:shd w:fill="auto" w:val="clear"/>
             <w:tabs>
-              <w:tab w:val="right" w:leader="dot" w:pos="8499"/>
+              <w:tab w:val="right" w:leader="none" w:pos="8499"/>
             </w:tabs>
             <w:spacing w:after="100" w:before="0" w:line="360" w:lineRule="auto"/>
             <w:ind w:left="480" w:right="0" w:firstLine="60"/>
@@ -1985,7 +2014,7 @@
             </w:pBdr>
             <w:shd w:fill="auto" w:val="clear"/>
             <w:tabs>
-              <w:tab w:val="right" w:leader="dot" w:pos="8499"/>
+              <w:tab w:val="right" w:leader="none" w:pos="8499"/>
             </w:tabs>
             <w:spacing w:after="100" w:before="0" w:line="360" w:lineRule="auto"/>
             <w:ind w:left="480" w:right="0" w:firstLine="60"/>
@@ -2050,7 +2079,7 @@
             </w:pBdr>
             <w:shd w:fill="auto" w:val="clear"/>
             <w:tabs>
-              <w:tab w:val="right" w:leader="dot" w:pos="8499"/>
+              <w:tab w:val="right" w:leader="none" w:pos="8499"/>
             </w:tabs>
             <w:spacing w:after="100" w:before="0" w:line="360" w:lineRule="auto"/>
             <w:ind w:left="480" w:right="0" w:firstLine="60"/>
@@ -2115,7 +2144,7 @@
             </w:pBdr>
             <w:shd w:fill="auto" w:val="clear"/>
             <w:tabs>
-              <w:tab w:val="right" w:leader="dot" w:pos="8499"/>
+              <w:tab w:val="right" w:leader="none" w:pos="8499"/>
             </w:tabs>
             <w:spacing w:after="100" w:before="0" w:line="360" w:lineRule="auto"/>
             <w:ind w:left="240" w:right="0" w:firstLine="300"/>
@@ -2180,7 +2209,7 @@
             </w:pBdr>
             <w:shd w:fill="auto" w:val="clear"/>
             <w:tabs>
-              <w:tab w:val="right" w:leader="dot" w:pos="8499"/>
+              <w:tab w:val="right" w:leader="none" w:pos="8499"/>
             </w:tabs>
             <w:spacing w:after="100" w:before="0" w:line="360" w:lineRule="auto"/>
             <w:ind w:left="480" w:right="0" w:firstLine="60"/>
@@ -2245,7 +2274,7 @@
             </w:pBdr>
             <w:shd w:fill="auto" w:val="clear"/>
             <w:tabs>
-              <w:tab w:val="right" w:leader="dot" w:pos="8499"/>
+              <w:tab w:val="right" w:leader="none" w:pos="8499"/>
             </w:tabs>
             <w:spacing w:after="100" w:before="0" w:line="360" w:lineRule="auto"/>
             <w:ind w:left="480" w:right="0" w:firstLine="60"/>
@@ -2310,7 +2339,7 @@
             </w:pBdr>
             <w:shd w:fill="auto" w:val="clear"/>
             <w:tabs>
-              <w:tab w:val="right" w:leader="dot" w:pos="8499"/>
+              <w:tab w:val="right" w:leader="none" w:pos="8499"/>
             </w:tabs>
             <w:spacing w:after="100" w:before="0" w:line="360" w:lineRule="auto"/>
             <w:ind w:left="480" w:right="0" w:firstLine="60"/>
@@ -2375,7 +2404,7 @@
             </w:pBdr>
             <w:shd w:fill="auto" w:val="clear"/>
             <w:tabs>
-              <w:tab w:val="right" w:leader="dot" w:pos="8499"/>
+              <w:tab w:val="right" w:leader="none" w:pos="8499"/>
             </w:tabs>
             <w:spacing w:after="100" w:before="0" w:line="360" w:lineRule="auto"/>
             <w:ind w:left="480" w:right="0" w:firstLine="60"/>
@@ -2440,7 +2469,7 @@
             </w:pBdr>
             <w:shd w:fill="auto" w:val="clear"/>
             <w:tabs>
-              <w:tab w:val="right" w:leader="dot" w:pos="8499"/>
+              <w:tab w:val="right" w:leader="none" w:pos="8499"/>
             </w:tabs>
             <w:spacing w:after="100" w:before="0" w:line="360" w:lineRule="auto"/>
             <w:ind w:left="240" w:right="0" w:firstLine="300"/>
@@ -2505,7 +2534,7 @@
             </w:pBdr>
             <w:shd w:fill="auto" w:val="clear"/>
             <w:tabs>
-              <w:tab w:val="right" w:leader="dot" w:pos="8499"/>
+              <w:tab w:val="right" w:leader="none" w:pos="8499"/>
             </w:tabs>
             <w:spacing w:after="100" w:before="0" w:line="360" w:lineRule="auto"/>
             <w:ind w:left="480" w:right="0" w:firstLine="60"/>
@@ -2570,7 +2599,7 @@
             </w:pBdr>
             <w:shd w:fill="auto" w:val="clear"/>
             <w:tabs>
-              <w:tab w:val="right" w:leader="dot" w:pos="8499"/>
+              <w:tab w:val="right" w:leader="none" w:pos="8499"/>
             </w:tabs>
             <w:spacing w:after="100" w:before="0" w:line="360" w:lineRule="auto"/>
             <w:ind w:left="480" w:right="0" w:firstLine="60"/>
@@ -2635,7 +2664,7 @@
             </w:pBdr>
             <w:shd w:fill="auto" w:val="clear"/>
             <w:tabs>
-              <w:tab w:val="right" w:leader="dot" w:pos="8499"/>
+              <w:tab w:val="right" w:leader="none" w:pos="8499"/>
             </w:tabs>
             <w:spacing w:after="100" w:before="0" w:line="360" w:lineRule="auto"/>
             <w:ind w:left="480" w:right="0" w:firstLine="60"/>
@@ -2700,7 +2729,7 @@
             </w:pBdr>
             <w:shd w:fill="auto" w:val="clear"/>
             <w:tabs>
-              <w:tab w:val="right" w:leader="dot" w:pos="8499"/>
+              <w:tab w:val="right" w:leader="none" w:pos="8499"/>
             </w:tabs>
             <w:spacing w:after="100" w:before="0" w:line="360" w:lineRule="auto"/>
             <w:ind w:left="240" w:right="0" w:firstLine="300"/>
@@ -2765,7 +2794,7 @@
             </w:pBdr>
             <w:shd w:fill="auto" w:val="clear"/>
             <w:tabs>
-              <w:tab w:val="right" w:leader="dot" w:pos="8499"/>
+              <w:tab w:val="right" w:leader="none" w:pos="8499"/>
             </w:tabs>
             <w:spacing w:after="100" w:before="0" w:line="360" w:lineRule="auto"/>
             <w:ind w:left="480" w:right="0" w:firstLine="60"/>
@@ -2830,7 +2859,7 @@
             </w:pBdr>
             <w:shd w:fill="auto" w:val="clear"/>
             <w:tabs>
-              <w:tab w:val="right" w:leader="dot" w:pos="8499"/>
+              <w:tab w:val="right" w:leader="none" w:pos="8499"/>
             </w:tabs>
             <w:spacing w:after="100" w:before="0" w:line="360" w:lineRule="auto"/>
             <w:ind w:left="480" w:right="0" w:firstLine="60"/>
@@ -2895,7 +2924,7 @@
             </w:pBdr>
             <w:shd w:fill="auto" w:val="clear"/>
             <w:tabs>
-              <w:tab w:val="right" w:leader="dot" w:pos="8499"/>
+              <w:tab w:val="right" w:leader="none" w:pos="8499"/>
             </w:tabs>
             <w:spacing w:after="100" w:before="0" w:line="360" w:lineRule="auto"/>
             <w:ind w:left="480" w:right="0" w:firstLine="60"/>
@@ -2960,7 +2989,7 @@
             </w:pBdr>
             <w:shd w:fill="auto" w:val="clear"/>
             <w:tabs>
-              <w:tab w:val="right" w:leader="dot" w:pos="8499"/>
+              <w:tab w:val="right" w:leader="none" w:pos="8499"/>
             </w:tabs>
             <w:spacing w:after="100" w:before="0" w:line="360" w:lineRule="auto"/>
             <w:ind w:left="240" w:right="0" w:firstLine="300"/>
@@ -3025,7 +3054,7 @@
             </w:pBdr>
             <w:shd w:fill="auto" w:val="clear"/>
             <w:tabs>
-              <w:tab w:val="right" w:leader="dot" w:pos="8499"/>
+              <w:tab w:val="right" w:leader="none" w:pos="8499"/>
             </w:tabs>
             <w:spacing w:after="100" w:before="0" w:line="360" w:lineRule="auto"/>
             <w:ind w:left="480" w:right="0" w:firstLine="60"/>
@@ -3090,7 +3119,7 @@
             </w:pBdr>
             <w:shd w:fill="auto" w:val="clear"/>
             <w:tabs>
-              <w:tab w:val="right" w:leader="dot" w:pos="8499"/>
+              <w:tab w:val="right" w:leader="none" w:pos="8499"/>
             </w:tabs>
             <w:spacing w:after="100" w:before="0" w:line="360" w:lineRule="auto"/>
             <w:ind w:left="480" w:right="0" w:firstLine="60"/>
@@ -3155,7 +3184,7 @@
             </w:pBdr>
             <w:shd w:fill="auto" w:val="clear"/>
             <w:tabs>
-              <w:tab w:val="right" w:leader="dot" w:pos="8499"/>
+              <w:tab w:val="right" w:leader="none" w:pos="8499"/>
             </w:tabs>
             <w:spacing w:after="100" w:before="0" w:line="360" w:lineRule="auto"/>
             <w:ind w:left="480" w:right="0" w:firstLine="60"/>
@@ -3220,7 +3249,7 @@
             </w:pBdr>
             <w:shd w:fill="auto" w:val="clear"/>
             <w:tabs>
-              <w:tab w:val="right" w:leader="dot" w:pos="8499"/>
+              <w:tab w:val="right" w:leader="none" w:pos="8499"/>
             </w:tabs>
             <w:spacing w:after="100" w:before="0" w:line="360" w:lineRule="auto"/>
             <w:ind w:left="480" w:right="0" w:firstLine="60"/>
@@ -3285,7 +3314,7 @@
             </w:pBdr>
             <w:shd w:fill="auto" w:val="clear"/>
             <w:tabs>
-              <w:tab w:val="right" w:leader="dot" w:pos="8499"/>
+              <w:tab w:val="right" w:leader="none" w:pos="8499"/>
             </w:tabs>
             <w:spacing w:after="100" w:before="0" w:line="360" w:lineRule="auto"/>
             <w:ind w:left="240" w:right="0" w:firstLine="300"/>
@@ -3350,7 +3379,7 @@
             </w:pBdr>
             <w:shd w:fill="auto" w:val="clear"/>
             <w:tabs>
-              <w:tab w:val="right" w:leader="dot" w:pos="8499"/>
+              <w:tab w:val="right" w:leader="none" w:pos="8499"/>
             </w:tabs>
             <w:spacing w:after="100" w:before="0" w:line="360" w:lineRule="auto"/>
             <w:ind w:left="240" w:right="0" w:firstLine="300"/>
@@ -3456,7 +3485,7 @@
             </w:pBdr>
             <w:shd w:fill="auto" w:val="clear"/>
             <w:tabs>
-              <w:tab w:val="right" w:leader="dot" w:pos="8499"/>
+              <w:tab w:val="right" w:leader="none" w:pos="8499"/>
             </w:tabs>
             <w:spacing w:after="100" w:before="0" w:line="360" w:lineRule="auto"/>
             <w:ind w:left="480" w:right="0" w:firstLine="60"/>
@@ -3627,7 +3656,7 @@
             </w:pBdr>
             <w:shd w:fill="auto" w:val="clear"/>
             <w:tabs>
-              <w:tab w:val="right" w:leader="dot" w:pos="8499"/>
+              <w:tab w:val="right" w:leader="none" w:pos="8499"/>
             </w:tabs>
             <w:spacing w:after="100" w:before="0" w:line="360" w:lineRule="auto"/>
             <w:ind w:left="240" w:right="0" w:firstLine="300"/>
@@ -3734,7 +3763,7 @@
             </w:pBdr>
             <w:shd w:fill="auto" w:val="clear"/>
             <w:tabs>
-              <w:tab w:val="right" w:leader="dot" w:pos="8499"/>
+              <w:tab w:val="right" w:leader="none" w:pos="8499"/>
             </w:tabs>
             <w:spacing w:after="100" w:before="0" w:line="360" w:lineRule="auto"/>
             <w:ind w:left="480" w:right="0" w:firstLine="60"/>
@@ -3799,7 +3828,7 @@
             </w:pBdr>
             <w:shd w:fill="auto" w:val="clear"/>
             <w:tabs>
-              <w:tab w:val="right" w:leader="dot" w:pos="8499"/>
+              <w:tab w:val="right" w:leader="none" w:pos="8499"/>
             </w:tabs>
             <w:spacing w:after="100" w:before="0" w:line="360" w:lineRule="auto"/>
             <w:ind w:left="480" w:right="0" w:firstLine="60"/>
@@ -3864,7 +3893,7 @@
             </w:pBdr>
             <w:shd w:fill="auto" w:val="clear"/>
             <w:tabs>
-              <w:tab w:val="right" w:leader="dot" w:pos="8499"/>
+              <w:tab w:val="right" w:leader="none" w:pos="8499"/>
             </w:tabs>
             <w:spacing w:after="100" w:before="0" w:line="360" w:lineRule="auto"/>
             <w:ind w:left="480" w:right="0" w:firstLine="60"/>
@@ -3929,7 +3958,7 @@
             </w:pBdr>
             <w:shd w:fill="auto" w:val="clear"/>
             <w:tabs>
-              <w:tab w:val="right" w:leader="dot" w:pos="8499"/>
+              <w:tab w:val="right" w:leader="none" w:pos="8499"/>
             </w:tabs>
             <w:spacing w:after="100" w:before="0" w:line="360" w:lineRule="auto"/>
             <w:ind w:left="480" w:right="0" w:firstLine="60"/>
@@ -3994,7 +4023,7 @@
             </w:pBdr>
             <w:shd w:fill="auto" w:val="clear"/>
             <w:tabs>
-              <w:tab w:val="right" w:leader="dot" w:pos="8499"/>
+              <w:tab w:val="right" w:leader="none" w:pos="8499"/>
             </w:tabs>
             <w:spacing w:after="100" w:before="0" w:line="360" w:lineRule="auto"/>
             <w:ind w:left="480" w:right="0" w:firstLine="60"/>
@@ -4059,7 +4088,7 @@
             </w:pBdr>
             <w:shd w:fill="auto" w:val="clear"/>
             <w:tabs>
-              <w:tab w:val="right" w:leader="dot" w:pos="8499"/>
+              <w:tab w:val="right" w:leader="none" w:pos="8499"/>
             </w:tabs>
             <w:spacing w:after="100" w:before="0" w:line="360" w:lineRule="auto"/>
             <w:ind w:left="480" w:right="0" w:firstLine="60"/>
@@ -4124,7 +4153,7 @@
             </w:pBdr>
             <w:shd w:fill="auto" w:val="clear"/>
             <w:tabs>
-              <w:tab w:val="right" w:leader="dot" w:pos="8499"/>
+              <w:tab w:val="right" w:leader="none" w:pos="8499"/>
             </w:tabs>
             <w:spacing w:after="100" w:before="0" w:line="360" w:lineRule="auto"/>
             <w:ind w:left="480" w:right="0" w:firstLine="60"/>
@@ -4189,7 +4218,7 @@
             </w:pBdr>
             <w:shd w:fill="auto" w:val="clear"/>
             <w:tabs>
-              <w:tab w:val="right" w:leader="dot" w:pos="8499"/>
+              <w:tab w:val="right" w:leader="none" w:pos="8499"/>
             </w:tabs>
             <w:spacing w:after="100" w:before="0" w:line="360" w:lineRule="auto"/>
             <w:ind w:left="480" w:right="0" w:firstLine="60"/>
@@ -4254,7 +4283,7 @@
             </w:pBdr>
             <w:shd w:fill="auto" w:val="clear"/>
             <w:tabs>
-              <w:tab w:val="right" w:leader="dot" w:pos="8499"/>
+              <w:tab w:val="right" w:leader="none" w:pos="8499"/>
             </w:tabs>
             <w:spacing w:after="100" w:before="0" w:line="360" w:lineRule="auto"/>
             <w:ind w:left="240" w:right="0" w:firstLine="300"/>
@@ -4319,7 +4348,7 @@
             </w:pBdr>
             <w:shd w:fill="auto" w:val="clear"/>
             <w:tabs>
-              <w:tab w:val="right" w:leader="dot" w:pos="8499"/>
+              <w:tab w:val="right" w:leader="none" w:pos="8499"/>
             </w:tabs>
             <w:spacing w:after="100" w:before="0" w:line="360" w:lineRule="auto"/>
             <w:ind w:left="240" w:right="0" w:firstLine="300"/>
@@ -4384,7 +4413,7 @@
             </w:pBdr>
             <w:shd w:fill="auto" w:val="clear"/>
             <w:tabs>
-              <w:tab w:val="right" w:leader="dot" w:pos="8499"/>
+              <w:tab w:val="right" w:leader="none" w:pos="8499"/>
             </w:tabs>
             <w:spacing w:after="100" w:before="0" w:line="360" w:lineRule="auto"/>
             <w:ind w:left="480" w:right="0" w:firstLine="60"/>
@@ -4449,7 +4478,7 @@
             </w:pBdr>
             <w:shd w:fill="auto" w:val="clear"/>
             <w:tabs>
-              <w:tab w:val="right" w:leader="dot" w:pos="8499"/>
+              <w:tab w:val="right" w:leader="none" w:pos="8499"/>
             </w:tabs>
             <w:spacing w:after="100" w:before="0" w:line="360" w:lineRule="auto"/>
             <w:ind w:left="480" w:right="0" w:firstLine="60"/>
@@ -4514,7 +4543,7 @@
             </w:pBdr>
             <w:shd w:fill="auto" w:val="clear"/>
             <w:tabs>
-              <w:tab w:val="right" w:leader="dot" w:pos="8499"/>
+              <w:tab w:val="right" w:leader="none" w:pos="8499"/>
             </w:tabs>
             <w:spacing w:after="100" w:before="0" w:line="360" w:lineRule="auto"/>
             <w:ind w:left="240" w:right="0" w:firstLine="300"/>
@@ -4579,7 +4608,7 @@
             </w:pBdr>
             <w:shd w:fill="auto" w:val="clear"/>
             <w:tabs>
-              <w:tab w:val="right" w:leader="dot" w:pos="8499"/>
+              <w:tab w:val="right" w:leader="none" w:pos="8499"/>
             </w:tabs>
             <w:spacing w:after="100" w:before="0" w:line="360" w:lineRule="auto"/>
             <w:ind w:left="240" w:right="0" w:firstLine="300"/>
@@ -4709,7 +4738,7 @@
             </w:pBdr>
             <w:shd w:fill="auto" w:val="clear"/>
             <w:tabs>
-              <w:tab w:val="right" w:leader="dot" w:pos="8499"/>
+              <w:tab w:val="right" w:leader="none" w:pos="8499"/>
             </w:tabs>
             <w:spacing w:after="100" w:before="0" w:line="360" w:lineRule="auto"/>
             <w:ind w:left="240" w:right="0" w:firstLine="300"/>
@@ -4774,7 +4803,7 @@
             </w:pBdr>
             <w:shd w:fill="auto" w:val="clear"/>
             <w:tabs>
-              <w:tab w:val="right" w:leader="dot" w:pos="8499"/>
+              <w:tab w:val="right" w:leader="none" w:pos="8499"/>
             </w:tabs>
             <w:spacing w:after="100" w:before="0" w:line="360" w:lineRule="auto"/>
             <w:ind w:left="240" w:right="0" w:firstLine="300"/>
@@ -4839,7 +4868,7 @@
             </w:pBdr>
             <w:shd w:fill="auto" w:val="clear"/>
             <w:tabs>
-              <w:tab w:val="right" w:leader="dot" w:pos="8499"/>
+              <w:tab w:val="right" w:leader="none" w:pos="8499"/>
             </w:tabs>
             <w:spacing w:after="100" w:before="0" w:line="360" w:lineRule="auto"/>
             <w:ind w:left="480" w:right="0" w:firstLine="60"/>
@@ -4904,7 +4933,7 @@
             </w:pBdr>
             <w:shd w:fill="auto" w:val="clear"/>
             <w:tabs>
-              <w:tab w:val="right" w:leader="dot" w:pos="8499"/>
+              <w:tab w:val="right" w:leader="none" w:pos="8499"/>
             </w:tabs>
             <w:spacing w:after="100" w:before="0" w:line="360" w:lineRule="auto"/>
             <w:ind w:left="480" w:right="0" w:firstLine="60"/>
@@ -4969,7 +4998,7 @@
             </w:pBdr>
             <w:shd w:fill="auto" w:val="clear"/>
             <w:tabs>
-              <w:tab w:val="right" w:leader="dot" w:pos="8499"/>
+              <w:tab w:val="right" w:leader="none" w:pos="8499"/>
             </w:tabs>
             <w:spacing w:after="100" w:before="0" w:line="360" w:lineRule="auto"/>
             <w:ind w:left="480" w:right="0" w:firstLine="60"/>
@@ -5034,7 +5063,7 @@
             </w:pBdr>
             <w:shd w:fill="auto" w:val="clear"/>
             <w:tabs>
-              <w:tab w:val="right" w:leader="dot" w:pos="8499"/>
+              <w:tab w:val="right" w:leader="none" w:pos="8499"/>
             </w:tabs>
             <w:spacing w:after="100" w:before="0" w:line="360" w:lineRule="auto"/>
             <w:ind w:left="240" w:right="0" w:firstLine="300"/>
@@ -5099,7 +5128,7 @@
             </w:pBdr>
             <w:shd w:fill="auto" w:val="clear"/>
             <w:tabs>
-              <w:tab w:val="right" w:leader="dot" w:pos="8499"/>
+              <w:tab w:val="right" w:leader="none" w:pos="8499"/>
             </w:tabs>
             <w:spacing w:after="100" w:before="0" w:line="360" w:lineRule="auto"/>
             <w:ind w:left="480" w:right="0" w:firstLine="60"/>
@@ -5164,7 +5193,7 @@
             </w:pBdr>
             <w:shd w:fill="auto" w:val="clear"/>
             <w:tabs>
-              <w:tab w:val="right" w:leader="dot" w:pos="8499"/>
+              <w:tab w:val="right" w:leader="none" w:pos="8499"/>
             </w:tabs>
             <w:spacing w:after="100" w:before="0" w:line="360" w:lineRule="auto"/>
             <w:ind w:left="480" w:right="0" w:firstLine="60"/>
@@ -5229,7 +5258,7 @@
             </w:pBdr>
             <w:shd w:fill="auto" w:val="clear"/>
             <w:tabs>
-              <w:tab w:val="right" w:leader="dot" w:pos="8499"/>
+              <w:tab w:val="right" w:leader="none" w:pos="8499"/>
             </w:tabs>
             <w:spacing w:after="100" w:before="0" w:line="360" w:lineRule="auto"/>
             <w:ind w:left="480" w:right="0" w:firstLine="60"/>
@@ -5294,7 +5323,7 @@
             </w:pBdr>
             <w:shd w:fill="auto" w:val="clear"/>
             <w:tabs>
-              <w:tab w:val="right" w:leader="dot" w:pos="8499"/>
+              <w:tab w:val="right" w:leader="none" w:pos="8499"/>
             </w:tabs>
             <w:spacing w:after="100" w:before="0" w:line="360" w:lineRule="auto"/>
             <w:ind w:left="480" w:right="0" w:firstLine="60"/>
@@ -5359,7 +5388,7 @@
             </w:pBdr>
             <w:shd w:fill="auto" w:val="clear"/>
             <w:tabs>
-              <w:tab w:val="right" w:leader="dot" w:pos="8499"/>
+              <w:tab w:val="right" w:leader="none" w:pos="8499"/>
             </w:tabs>
             <w:spacing w:after="100" w:before="0" w:line="360" w:lineRule="auto"/>
             <w:ind w:left="720" w:right="0" w:hanging="180"/>
@@ -5424,7 +5453,7 @@
             </w:pBdr>
             <w:shd w:fill="auto" w:val="clear"/>
             <w:tabs>
-              <w:tab w:val="right" w:leader="dot" w:pos="8499"/>
+              <w:tab w:val="right" w:leader="none" w:pos="8499"/>
             </w:tabs>
             <w:spacing w:after="100" w:before="0" w:line="360" w:lineRule="auto"/>
             <w:ind w:left="720" w:right="0" w:hanging="180"/>
@@ -5489,7 +5518,7 @@
             </w:pBdr>
             <w:shd w:fill="auto" w:val="clear"/>
             <w:tabs>
-              <w:tab w:val="right" w:leader="dot" w:pos="8499"/>
+              <w:tab w:val="right" w:leader="none" w:pos="8499"/>
             </w:tabs>
             <w:spacing w:after="100" w:before="0" w:line="360" w:lineRule="auto"/>
             <w:ind w:left="480" w:right="0" w:firstLine="60"/>
@@ -5554,7 +5583,7 @@
             </w:pBdr>
             <w:shd w:fill="auto" w:val="clear"/>
             <w:tabs>
-              <w:tab w:val="right" w:leader="dot" w:pos="8499"/>
+              <w:tab w:val="right" w:leader="none" w:pos="8499"/>
             </w:tabs>
             <w:spacing w:after="100" w:before="0" w:line="360" w:lineRule="auto"/>
             <w:ind w:left="240" w:right="0" w:firstLine="300"/>
@@ -5619,7 +5648,7 @@
             </w:pBdr>
             <w:shd w:fill="auto" w:val="clear"/>
             <w:tabs>
-              <w:tab w:val="right" w:leader="dot" w:pos="8499"/>
+              <w:tab w:val="right" w:leader="none" w:pos="8499"/>
             </w:tabs>
             <w:spacing w:after="100" w:before="0" w:line="360" w:lineRule="auto"/>
             <w:ind w:left="480" w:right="0" w:firstLine="60"/>
@@ -5684,7 +5713,7 @@
             </w:pBdr>
             <w:shd w:fill="auto" w:val="clear"/>
             <w:tabs>
-              <w:tab w:val="right" w:leader="dot" w:pos="8499"/>
+              <w:tab w:val="right" w:leader="none" w:pos="8499"/>
             </w:tabs>
             <w:spacing w:after="100" w:before="0" w:line="360" w:lineRule="auto"/>
             <w:ind w:left="480" w:right="0" w:firstLine="60"/>
@@ -5749,7 +5778,7 @@
             </w:pBdr>
             <w:shd w:fill="auto" w:val="clear"/>
             <w:tabs>
-              <w:tab w:val="right" w:leader="dot" w:pos="8499"/>
+              <w:tab w:val="right" w:leader="none" w:pos="8499"/>
             </w:tabs>
             <w:spacing w:after="100" w:before="0" w:line="360" w:lineRule="auto"/>
             <w:ind w:left="480" w:right="0" w:firstLine="60"/>
@@ -5814,7 +5843,7 @@
             </w:pBdr>
             <w:shd w:fill="auto" w:val="clear"/>
             <w:tabs>
-              <w:tab w:val="right" w:leader="dot" w:pos="8499"/>
+              <w:tab w:val="right" w:leader="none" w:pos="8499"/>
             </w:tabs>
             <w:spacing w:after="100" w:before="0" w:line="360" w:lineRule="auto"/>
             <w:ind w:left="480" w:right="0" w:firstLine="60"/>
@@ -5879,7 +5908,7 @@
             </w:pBdr>
             <w:shd w:fill="auto" w:val="clear"/>
             <w:tabs>
-              <w:tab w:val="right" w:leader="dot" w:pos="8499"/>
+              <w:tab w:val="right" w:leader="none" w:pos="8499"/>
             </w:tabs>
             <w:spacing w:after="100" w:before="0" w:line="360" w:lineRule="auto"/>
             <w:ind w:left="240" w:right="0" w:firstLine="300"/>
@@ -5944,7 +5973,7 @@
             </w:pBdr>
             <w:shd w:fill="auto" w:val="clear"/>
             <w:tabs>
-              <w:tab w:val="right" w:leader="dot" w:pos="8499"/>
+              <w:tab w:val="right" w:leader="none" w:pos="8499"/>
             </w:tabs>
             <w:spacing w:after="100" w:before="0" w:line="360" w:lineRule="auto"/>
             <w:ind w:left="480" w:right="0" w:firstLine="60"/>
@@ -6009,7 +6038,7 @@
             </w:pBdr>
             <w:shd w:fill="auto" w:val="clear"/>
             <w:tabs>
-              <w:tab w:val="right" w:leader="dot" w:pos="8499"/>
+              <w:tab w:val="right" w:leader="none" w:pos="8499"/>
             </w:tabs>
             <w:spacing w:after="100" w:before="0" w:line="360" w:lineRule="auto"/>
             <w:ind w:left="480" w:right="0" w:firstLine="60"/>
@@ -6074,7 +6103,7 @@
             </w:pBdr>
             <w:shd w:fill="auto" w:val="clear"/>
             <w:tabs>
-              <w:tab w:val="right" w:leader="dot" w:pos="8499"/>
+              <w:tab w:val="right" w:leader="none" w:pos="8499"/>
             </w:tabs>
             <w:spacing w:after="100" w:before="0" w:line="360" w:lineRule="auto"/>
             <w:ind w:left="480" w:right="0" w:firstLine="60"/>
@@ -6139,7 +6168,7 @@
             </w:pBdr>
             <w:shd w:fill="auto" w:val="clear"/>
             <w:tabs>
-              <w:tab w:val="right" w:leader="dot" w:pos="8499"/>
+              <w:tab w:val="right" w:leader="none" w:pos="8499"/>
             </w:tabs>
             <w:spacing w:after="100" w:before="0" w:line="360" w:lineRule="auto"/>
             <w:ind w:left="480" w:right="0" w:firstLine="60"/>
@@ -6269,7 +6298,7 @@
             </w:pBdr>
             <w:shd w:fill="auto" w:val="clear"/>
             <w:tabs>
-              <w:tab w:val="right" w:leader="dot" w:pos="8499"/>
+              <w:tab w:val="right" w:leader="none" w:pos="8499"/>
             </w:tabs>
             <w:spacing w:after="100" w:before="0" w:line="360" w:lineRule="auto"/>
             <w:ind w:left="240" w:right="0" w:firstLine="300"/>
@@ -6334,7 +6363,7 @@
             </w:pBdr>
             <w:shd w:fill="auto" w:val="clear"/>
             <w:tabs>
-              <w:tab w:val="right" w:leader="dot" w:pos="8499"/>
+              <w:tab w:val="right" w:leader="none" w:pos="8499"/>
             </w:tabs>
             <w:spacing w:after="100" w:before="0" w:line="360" w:lineRule="auto"/>
             <w:ind w:left="240" w:right="0" w:firstLine="300"/>
@@ -6575,7 +6604,7 @@
     </w:p>
     <w:sdt>
       <w:sdtPr>
-        <w:id w:val="-1895072016"/>
+        <w:id w:val="1561481685"/>
         <w:docPartObj>
           <w:docPartGallery w:val="Table of Contents"/>
           <w:docPartUnique w:val="1"/>
@@ -7674,7 +7703,7 @@
     </w:p>
     <w:sdt>
       <w:sdtPr>
-        <w:id w:val="-1760422678"/>
+        <w:id w:val="-898153271"/>
         <w:docPartObj>
           <w:docPartGallery w:val="Table of Contents"/>
           <w:docPartUnique w:val="1"/>
@@ -8191,7 +8220,7 @@
       <w:pPr>
         <w:numPr>
           <w:ilvl w:val="0"/>
-          <w:numId w:val="5"/>
+          <w:numId w:val="8"/>
         </w:numPr>
         <w:ind w:left="720" w:hanging="360"/>
         <w:rPr/>
@@ -8201,6 +8230,139 @@
           <w:rtl w:val="0"/>
         </w:rPr>
         <w:t xml:space="preserve">Bagaimana profil dan karakteristik pasar properti di wilayah Jakarta dan sekitarnya (Jabodetabek) berdasarkan data tren hunian yang diperoleh dari Rumah123.com?</w:t>
+      </w:r>
+    </w:p>
+    <w:p>
+      <w:pPr>
+        <w:numPr>
+          <w:ilvl w:val="0"/>
+          <w:numId w:val="8"/>
+        </w:numPr>
+        <w:ind w:left="720" w:hanging="360"/>
+        <w:rPr/>
+      </w:pPr>
+      <w:r>
+        <w:rPr>
+          <w:rtl w:val="0"/>
+        </w:rPr>
+        <w:t xml:space="preserve">Bagaimana pola keterkaitan antara atribut fisik bangunan dan faktor lokasi terhadap fluktuasi nilai jual rumah di wilayah Jakarta dan sekitarnya (Jabodetabek)?</w:t>
+      </w:r>
+    </w:p>
+    <w:p>
+      <w:pPr>
+        <w:numPr>
+          <w:ilvl w:val="0"/>
+          <w:numId w:val="8"/>
+        </w:numPr>
+        <w:ind w:left="720" w:hanging="360"/>
+        <w:rPr/>
+      </w:pPr>
+      <w:r>
+        <w:rPr>
+          <w:rtl w:val="0"/>
+        </w:rPr>
+        <w:t xml:space="preserve">Bagaimana pendekatan komputasi berbasis machine learning dengan Random Forest Regression mampu menghasilkan estimasi harga properti yang presisi dibandingkan dengan metode estimasi konvensional?</w:t>
+      </w:r>
+    </w:p>
+    <w:p>
+      <w:pPr>
+        <w:pStyle w:val="Heading2"/>
+        <w:rPr/>
+      </w:pPr>
+      <w:bookmarkStart w:colFirst="0" w:colLast="0" w:name="_heading=h.9wiya913mkuh" w:id="14"/>
+      <w:bookmarkEnd w:id="14"/>
+      <w:r>
+        <w:rPr>
+          <w:rtl w:val="0"/>
+        </w:rPr>
+        <w:t xml:space="preserve">1.3 Tujuan Penelitian</w:t>
+      </w:r>
+    </w:p>
+    <w:p>
+      <w:pPr>
+        <w:spacing w:after="240" w:lineRule="auto"/>
+        <w:ind w:firstLine="720"/>
+        <w:rPr/>
+      </w:pPr>
+      <w:r>
+        <w:rPr>
+          <w:rtl w:val="0"/>
+        </w:rPr>
+        <w:t xml:space="preserve">Tujuan yang ingin dicapai melalui penelitian ini adalah:</w:t>
+      </w:r>
+    </w:p>
+    <w:p>
+      <w:pPr>
+        <w:numPr>
+          <w:ilvl w:val="0"/>
+          <w:numId w:val="6"/>
+        </w:numPr>
+        <w:ind w:left="720" w:hanging="360"/>
+        <w:rPr/>
+      </w:pPr>
+      <w:r>
+        <w:rPr>
+          <w:rtl w:val="0"/>
+        </w:rPr>
+        <w:t xml:space="preserve">Menganalisis secara deskriptif karakteristik data properti untuk memahami profil pasar hunian di wilayah Jabodetabek.</w:t>
+      </w:r>
+    </w:p>
+    <w:p>
+      <w:pPr>
+        <w:numPr>
+          <w:ilvl w:val="0"/>
+          <w:numId w:val="6"/>
+        </w:numPr>
+        <w:ind w:left="720" w:hanging="360"/>
+        <w:rPr/>
+      </w:pPr>
+      <w:r>
+        <w:rPr>
+          <w:rtl w:val="0"/>
+        </w:rPr>
+        <w:t xml:space="preserve">Mengidentifikasi pola hubungan antara variabel fisik (luas tanah dan bangunan) serta lokasi terhadap fluktuasi harga rumah.</w:t>
+      </w:r>
+    </w:p>
+    <w:p>
+      <w:pPr>
+        <w:numPr>
+          <w:ilvl w:val="0"/>
+          <w:numId w:val="6"/>
+        </w:numPr>
+        <w:ind w:left="720" w:hanging="360"/>
+        <w:rPr/>
+      </w:pPr>
+      <w:r>
+        <w:rPr>
+          <w:rtl w:val="0"/>
+        </w:rPr>
+        <w:t xml:space="preserve">Membangun dan mengevaluasi kinerja model prediksi harga menggunakan algoritma Random Forest Regression untuk mendapatkan tingkat akurasi yang optimal.</w:t>
+      </w:r>
+    </w:p>
+    <w:p>
+      <w:pPr>
+        <w:pStyle w:val="Heading2"/>
+        <w:rPr/>
+      </w:pPr>
+      <w:bookmarkStart w:colFirst="0" w:colLast="0" w:name="_heading=h.rcb9c3vgkczy" w:id="15"/>
+      <w:bookmarkEnd w:id="15"/>
+      <w:r>
+        <w:rPr>
+          <w:rtl w:val="0"/>
+        </w:rPr>
+        <w:t xml:space="preserve">1.4 Pembatasan Masalah</w:t>
+      </w:r>
+    </w:p>
+    <w:p>
+      <w:pPr>
+        <w:spacing w:after="240" w:lineRule="auto"/>
+        <w:rPr/>
+      </w:pPr>
+      <w:r>
+        <w:rPr>
+          <w:rtl w:val="0"/>
+        </w:rPr>
+        <w:t xml:space="preserve">Untuk menjaga fokus dan kedalaman analisis, diterapkan batasan ruang lingkup penelitian sebagai berikut:</w:t>
       </w:r>
     </w:p>
     <w:p>
@@ -8216,7 +8378,35 @@
         <w:rPr>
           <w:rtl w:val="0"/>
         </w:rPr>
-        <w:t xml:space="preserve">Bagaimana pola keterkaitan antara atribut fisik bangunan dan faktor lokasi terhadap fluktuasi nilai jual rumah di wilayah Jakarta dan sekitarnya (Jabodetabek)?</w:t>
+        <w:t xml:space="preserve">Data yang digunakan adalah data hasil web </w:t>
+      </w:r>
+      <w:r>
+        <w:rPr>
+          <w:i w:val="1"/>
+          <w:iCs w:val="1"/>
+          <w:rtl w:val="0"/>
+        </w:rPr>
+        <w:t xml:space="preserve">scraping</w:t>
+      </w:r>
+      <w:r>
+        <w:rPr>
+          <w:rtl w:val="0"/>
+        </w:rPr>
+        <w:t xml:space="preserve">  yang diambil dari platform </w:t>
+      </w:r>
+      <w:r>
+        <w:rPr>
+          <w:i w:val="1"/>
+          <w:iCs w:val="1"/>
+          <w:rtl w:val="0"/>
+        </w:rPr>
+        <w:t xml:space="preserve">website</w:t>
+      </w:r>
+      <w:r>
+        <w:rPr>
+          <w:rtl w:val="0"/>
+        </w:rPr>
+        <w:t xml:space="preserve"> jual-beli properti rumah123.com dengan periode pengambilan data tunggal pada tanggal 21 November 2025.</w:t>
       </w:r>
     </w:p>
     <w:p>
@@ -8232,41 +8422,42 @@
         <w:rPr>
           <w:rtl w:val="0"/>
         </w:rPr>
-        <w:t xml:space="preserve">Bagaimana pendekatan komputasi berbasis machine learning dengan Random Forest Regression mampu menghasilkan estimasi harga properti yang presisi dibandingkan dengan metode estimasi konvensional?</w:t>
-      </w:r>
-    </w:p>
-    <w:p>
-      <w:pPr>
-        <w:pStyle w:val="Heading2"/>
-        <w:rPr/>
-      </w:pPr>
-      <w:bookmarkStart w:colFirst="0" w:colLast="0" w:name="_heading=h.9wiya913mkuh" w:id="14"/>
-      <w:bookmarkEnd w:id="14"/>
-      <w:r>
-        <w:rPr>
-          <w:rtl w:val="0"/>
-        </w:rPr>
-        <w:t xml:space="preserve">1.3 Tujuan Penelitian</w:t>
-      </w:r>
-    </w:p>
-    <w:p>
-      <w:pPr>
-        <w:spacing w:after="240" w:lineRule="auto"/>
-        <w:ind w:firstLine="720"/>
-        <w:rPr/>
-      </w:pPr>
-      <w:r>
-        <w:rPr>
-          <w:rtl w:val="0"/>
-        </w:rPr>
-        <w:t xml:space="preserve">Tujuan yang ingin dicapai melalui penelitian ini adalah:</w:t>
+        <w:t xml:space="preserve">Penelitian hanya mencakup rumah tapak (</w:t>
+      </w:r>
+      <w:r>
+        <w:rPr>
+          <w:i w:val="1"/>
+          <w:iCs w:val="1"/>
+          <w:rtl w:val="0"/>
+        </w:rPr>
+        <w:t xml:space="preserve">landed  house</w:t>
+      </w:r>
+      <w:r>
+        <w:rPr>
+          <w:rtl w:val="0"/>
+        </w:rPr>
+        <w:t xml:space="preserve">) dan tidak melibatkan properti vertikal (</w:t>
+      </w:r>
+      <w:r>
+        <w:rPr>
+          <w:i w:val="1"/>
+          <w:iCs w:val="1"/>
+          <w:rtl w:val="0"/>
+        </w:rPr>
+        <w:t xml:space="preserve">apartment</w:t>
+      </w:r>
+      <w:r>
+        <w:rPr>
+          <w:rtl w:val="0"/>
+        </w:rPr>
+        <w:t xml:space="preserve">) atau properti komersial.</w:t>
       </w:r>
     </w:p>
     <w:p>
       <w:pPr>
         <w:numPr>
           <w:ilvl w:val="0"/>
-          <w:numId w:val="3"/>
+          <w:numId w:val="5"/>
         </w:numPr>
         <w:ind w:left="720" w:hanging="360"/>
         <w:rPr/>
@@ -8275,14 +8466,14 @@
         <w:rPr>
           <w:rtl w:val="0"/>
         </w:rPr>
-        <w:t xml:space="preserve">Menganalisis secara deskriptif karakteristik data properti untuk memahami profil pasar hunian di wilayah Jabodetabek.</w:t>
+        <w:t xml:space="preserve">Cakupan wilayah Analisis data dan pemodelan dilakukan untuk sepuluh wilayah kota, mencakup Jakarta Timur, Jakarta Barat, Jakarta Utara, Jakarta Selatan, Jakarta Pusat, Bogor, Depok, Tangerang, Tangerang Selatan, dan Bekasi.</w:t>
       </w:r>
     </w:p>
     <w:p>
       <w:pPr>
         <w:numPr>
           <w:ilvl w:val="0"/>
-          <w:numId w:val="3"/>
+          <w:numId w:val="5"/>
         </w:numPr>
         <w:ind w:left="720" w:hanging="360"/>
         <w:rPr/>
@@ -8291,176 +8482,14 @@
         <w:rPr>
           <w:rtl w:val="0"/>
         </w:rPr>
-        <w:t xml:space="preserve">Mengidentifikasi pola hubungan antara variabel fisik (luas tanah dan bangunan) serta lokasi terhadap fluktuasi harga rumah.</w:t>
+        <w:t xml:space="preserve">Penelitian ini tidak melibatkan faktor eksternal seperti kondisi ekonomi makro, jarak ke fasilitas publik, dan faktor demografi.</w:t>
       </w:r>
     </w:p>
     <w:p>
       <w:pPr>
         <w:numPr>
           <w:ilvl w:val="0"/>
-          <w:numId w:val="3"/>
-        </w:numPr>
-        <w:ind w:left="720" w:hanging="360"/>
-        <w:rPr/>
-      </w:pPr>
-      <w:r>
-        <w:rPr>
-          <w:rtl w:val="0"/>
-        </w:rPr>
-        <w:t xml:space="preserve">Membangun dan mengevaluasi kinerja model prediksi harga menggunakan algoritma Random Forest Regression untuk mendapatkan tingkat akurasi yang optimal.</w:t>
-      </w:r>
-    </w:p>
-    <w:p>
-      <w:pPr>
-        <w:pStyle w:val="Heading2"/>
-        <w:rPr/>
-      </w:pPr>
-      <w:bookmarkStart w:colFirst="0" w:colLast="0" w:name="_heading=h.rcb9c3vgkczy" w:id="15"/>
-      <w:bookmarkEnd w:id="15"/>
-      <w:r>
-        <w:rPr>
-          <w:rtl w:val="0"/>
-        </w:rPr>
-        <w:t xml:space="preserve">1.4 Pembatasan Masalah</w:t>
-      </w:r>
-    </w:p>
-    <w:p>
-      <w:pPr>
-        <w:spacing w:after="240" w:lineRule="auto"/>
-        <w:rPr/>
-      </w:pPr>
-      <w:r>
-        <w:rPr>
-          <w:rtl w:val="0"/>
-        </w:rPr>
-        <w:t xml:space="preserve">Untuk menjaga fokus dan kedalaman analisis, diterapkan batasan ruang lingkup penelitian sebagai berikut:</w:t>
-      </w:r>
-    </w:p>
-    <w:p>
-      <w:pPr>
-        <w:numPr>
-          <w:ilvl w:val="0"/>
-          <w:numId w:val="2"/>
-        </w:numPr>
-        <w:ind w:left="720" w:hanging="360"/>
-        <w:rPr/>
-      </w:pPr>
-      <w:r>
-        <w:rPr>
-          <w:rtl w:val="0"/>
-        </w:rPr>
-        <w:t xml:space="preserve">Data yang digunakan adalah data hasil web </w:t>
-      </w:r>
-      <w:r>
-        <w:rPr>
-          <w:i w:val="1"/>
-          <w:iCs w:val="1"/>
-          <w:rtl w:val="0"/>
-        </w:rPr>
-        <w:t xml:space="preserve">scraping</w:t>
-      </w:r>
-      <w:r>
-        <w:rPr>
-          <w:rtl w:val="0"/>
-        </w:rPr>
-        <w:t xml:space="preserve">  yang diambil dari platform </w:t>
-      </w:r>
-      <w:r>
-        <w:rPr>
-          <w:i w:val="1"/>
-          <w:iCs w:val="1"/>
-          <w:rtl w:val="0"/>
-        </w:rPr>
-        <w:t xml:space="preserve">website</w:t>
-      </w:r>
-      <w:r>
-        <w:rPr>
-          <w:rtl w:val="0"/>
-        </w:rPr>
-        <w:t xml:space="preserve"> jual-beli properti rumah123.com dengan periode pengambilan data tunggal pada tanggal 21 November 2025.</w:t>
-      </w:r>
-    </w:p>
-    <w:p>
-      <w:pPr>
-        <w:numPr>
-          <w:ilvl w:val="0"/>
-          <w:numId w:val="2"/>
-        </w:numPr>
-        <w:ind w:left="720" w:hanging="360"/>
-        <w:rPr/>
-      </w:pPr>
-      <w:r>
-        <w:rPr>
-          <w:rtl w:val="0"/>
-        </w:rPr>
-        <w:t xml:space="preserve">Penelitian hanya mencakup rumah tapak (</w:t>
-      </w:r>
-      <w:r>
-        <w:rPr>
-          <w:i w:val="1"/>
-          <w:iCs w:val="1"/>
-          <w:rtl w:val="0"/>
-        </w:rPr>
-        <w:t xml:space="preserve">landed  house</w:t>
-      </w:r>
-      <w:r>
-        <w:rPr>
-          <w:rtl w:val="0"/>
-        </w:rPr>
-        <w:t xml:space="preserve">) dan tidak melibatkan properti vertikal (</w:t>
-      </w:r>
-      <w:r>
-        <w:rPr>
-          <w:i w:val="1"/>
-          <w:iCs w:val="1"/>
-          <w:rtl w:val="0"/>
-        </w:rPr>
-        <w:t xml:space="preserve">apartment</w:t>
-      </w:r>
-      <w:r>
-        <w:rPr>
-          <w:rtl w:val="0"/>
-        </w:rPr>
-        <w:t xml:space="preserve">) atau properti komersial.</w:t>
-      </w:r>
-    </w:p>
-    <w:p>
-      <w:pPr>
-        <w:numPr>
-          <w:ilvl w:val="0"/>
-          <w:numId w:val="2"/>
-        </w:numPr>
-        <w:ind w:left="720" w:hanging="360"/>
-        <w:rPr/>
-      </w:pPr>
-      <w:r>
-        <w:rPr>
-          <w:rtl w:val="0"/>
-        </w:rPr>
-        <w:t xml:space="preserve">Cakupan wilayah Analisis data dan pemodelan dilakukan untuk sepuluh wilayah kota, mencakup Jakarta Timur, Jakarta Barat, Jakarta Utara, Jakarta Selatan, Jakarta Pusat, Bogor, Depok, Tangerang, Tangerang Selatan, dan Bekasi.</w:t>
-      </w:r>
-    </w:p>
-    <w:p>
-      <w:pPr>
-        <w:numPr>
-          <w:ilvl w:val="0"/>
-          <w:numId w:val="2"/>
-        </w:numPr>
-        <w:ind w:left="720" w:hanging="360"/>
-        <w:rPr/>
-      </w:pPr>
-      <w:r>
-        <w:rPr>
-          <w:rtl w:val="0"/>
-        </w:rPr>
-        <w:t xml:space="preserve">Penelitian ini tidak melibatkan faktor eksternal seperti kondisi ekonomi makro, jarak ke fasilitas publik, dan faktor demografi.</w:t>
-      </w:r>
-    </w:p>
-    <w:p>
-      <w:pPr>
-        <w:numPr>
-          <w:ilvl w:val="0"/>
-          <w:numId w:val="2"/>
+          <w:numId w:val="5"/>
         </w:numPr>
         <w:ind w:left="720" w:hanging="360"/>
         <w:rPr/>
@@ -8620,12 +8649,12 @@
           <wp:inline distB="0" distT="0" distL="0" distR="0">
             <wp:extent cx="1438275" cy="1438275"/>
             <wp:effectExtent b="0" l="0" r="0" t="0"/>
-            <wp:docPr id="17" name="image6.jpg"/>
+            <wp:docPr id="17" name="image24.jpg"/>
             <a:graphic>
               <a:graphicData uri="http://schemas.openxmlformats.org/drawingml/2006/picture">
                 <pic:pic>
                   <pic:nvPicPr>
-                    <pic:cNvPr id="0" name="image6.jpg"/>
+                    <pic:cNvPr id="0" name="image24.jpg"/>
                     <pic:cNvPicPr preferRelativeResize="0"/>
                   </pic:nvPicPr>
                   <pic:blipFill>
@@ -8723,12 +8752,12 @@
           <wp:inline distB="0" distT="0" distL="0" distR="0">
             <wp:extent cx="3745711" cy="2105946"/>
             <wp:effectExtent b="0" l="0" r="0" t="0"/>
-            <wp:docPr id="16" name="image10.png"/>
+            <wp:docPr id="16" name="image11.png"/>
             <a:graphic>
               <a:graphicData uri="http://schemas.openxmlformats.org/drawingml/2006/picture">
                 <pic:pic>
                   <pic:nvPicPr>
-                    <pic:cNvPr id="0" name="image10.png"/>
+                    <pic:cNvPr id="0" name="image11.png"/>
                     <pic:cNvPicPr preferRelativeResize="0"/>
                   </pic:nvPicPr>
                   <pic:blipFill>
@@ -8919,12 +8948,12 @@
           <wp:inline distB="114300" distT="114300" distL="114300" distR="114300">
             <wp:extent cx="904875" cy="476250"/>
             <wp:effectExtent b="0" l="0" r="0" t="0"/>
-            <wp:docPr id="19" name="image20.png"/>
+            <wp:docPr id="19" name="image8.png"/>
             <a:graphic>
               <a:graphicData uri="http://schemas.openxmlformats.org/drawingml/2006/picture">
                 <pic:pic>
                   <pic:nvPicPr>
-                    <pic:cNvPr id="0" name="image20.png"/>
+                    <pic:cNvPr id="0" name="image8.png"/>
                     <pic:cNvPicPr preferRelativeResize="0"/>
                   </pic:nvPicPr>
                   <pic:blipFill>
@@ -9002,12 +9031,12 @@
           <wp:inline distB="114300" distT="114300" distL="114300" distR="114300">
             <wp:extent cx="1781175" cy="352425"/>
             <wp:effectExtent b="0" l="0" r="0" t="0"/>
-            <wp:docPr id="18" name="image1.png"/>
+            <wp:docPr id="18" name="image27.png"/>
             <a:graphic>
               <a:graphicData uri="http://schemas.openxmlformats.org/drawingml/2006/picture">
                 <pic:pic>
                   <pic:nvPicPr>
-                    <pic:cNvPr id="0" name="image1.png"/>
+                    <pic:cNvPr id="0" name="image27.png"/>
                     <pic:cNvPicPr preferRelativeResize="0"/>
                   </pic:nvPicPr>
                   <pic:blipFill>
@@ -9088,12 +9117,12 @@
           <wp:inline distB="114300" distT="114300" distL="114300" distR="114300">
             <wp:extent cx="1571625" cy="523875"/>
             <wp:effectExtent b="0" l="0" r="0" t="0"/>
-            <wp:docPr id="21" name="image18.png"/>
+            <wp:docPr id="21" name="image29.png"/>
             <a:graphic>
               <a:graphicData uri="http://schemas.openxmlformats.org/drawingml/2006/picture">
                 <pic:pic>
                   <pic:nvPicPr>
-                    <pic:cNvPr id="0" name="image18.png"/>
+                    <pic:cNvPr id="0" name="image29.png"/>
                     <pic:cNvPicPr preferRelativeResize="0"/>
                   </pic:nvPicPr>
                   <pic:blipFill>
@@ -9162,12 +9191,12 @@
           <wp:inline distB="114300" distT="114300" distL="114300" distR="114300">
             <wp:extent cx="1228725" cy="161925"/>
             <wp:effectExtent b="0" l="0" r="0" t="0"/>
-            <wp:docPr id="20" name="image22.png"/>
+            <wp:docPr id="20" name="image34.png"/>
             <a:graphic>
               <a:graphicData uri="http://schemas.openxmlformats.org/drawingml/2006/picture">
                 <pic:pic>
                   <pic:nvPicPr>
-                    <pic:cNvPr id="0" name="image22.png"/>
+                    <pic:cNvPr id="0" name="image34.png"/>
                     <pic:cNvPicPr preferRelativeResize="0"/>
                   </pic:nvPicPr>
                   <pic:blipFill>
@@ -9608,12 +9637,12 @@
           <wp:inline distB="114300" distT="114300" distL="114300" distR="114300">
             <wp:extent cx="752475" cy="314325"/>
             <wp:effectExtent b="0" l="0" r="0" t="0"/>
-            <wp:docPr id="23" name="image30.png"/>
+            <wp:docPr id="23" name="image14.png"/>
             <a:graphic>
               <a:graphicData uri="http://schemas.openxmlformats.org/drawingml/2006/picture">
                 <pic:pic>
                   <pic:nvPicPr>
-                    <pic:cNvPr id="0" name="image30.png"/>
+                    <pic:cNvPr id="0" name="image14.png"/>
                     <pic:cNvPicPr preferRelativeResize="0"/>
                   </pic:nvPicPr>
                   <pic:blipFill>
@@ -10220,12 +10249,12 @@
           <wp:inline distB="114300" distT="114300" distL="114300" distR="114300">
             <wp:extent cx="4371975" cy="180975"/>
             <wp:effectExtent b="0" l="0" r="0" t="0"/>
-            <wp:docPr id="22" name="image16.png"/>
+            <wp:docPr id="22" name="image12.png"/>
             <a:graphic>
               <a:graphicData uri="http://schemas.openxmlformats.org/drawingml/2006/picture">
                 <pic:pic>
                   <pic:nvPicPr>
-                    <pic:cNvPr id="0" name="image16.png"/>
+                    <pic:cNvPr id="0" name="image12.png"/>
                     <pic:cNvPicPr preferRelativeResize="0"/>
                   </pic:nvPicPr>
                   <pic:blipFill>
@@ -10435,12 +10464,12 @@
           <wp:inline distB="114300" distT="114300" distL="114300" distR="114300">
             <wp:extent cx="1114425" cy="390525"/>
             <wp:effectExtent b="0" l="0" r="0" t="0"/>
-            <wp:docPr id="26" name="image24.png"/>
+            <wp:docPr id="26" name="image30.png"/>
             <a:graphic>
               <a:graphicData uri="http://schemas.openxmlformats.org/drawingml/2006/picture">
                 <pic:pic>
                   <pic:nvPicPr>
-                    <pic:cNvPr id="0" name="image24.png"/>
+                    <pic:cNvPr id="0" name="image30.png"/>
                     <pic:cNvPicPr preferRelativeResize="0"/>
                   </pic:nvPicPr>
                   <pic:blipFill>
@@ -11388,12 +11417,12 @@
           <wp:inline distB="114300" distT="114300" distL="114300" distR="114300">
             <wp:extent cx="3343275" cy="361950"/>
             <wp:effectExtent b="0" l="0" r="0" t="0"/>
-            <wp:docPr id="24" name="image26.png"/>
+            <wp:docPr id="24" name="image15.png"/>
             <a:graphic>
               <a:graphicData uri="http://schemas.openxmlformats.org/drawingml/2006/picture">
                 <pic:pic>
                   <pic:nvPicPr>
-                    <pic:cNvPr id="0" name="image26.png"/>
+                    <pic:cNvPr id="0" name="image15.png"/>
                     <pic:cNvPicPr preferRelativeResize="0"/>
                   </pic:nvPicPr>
                   <pic:blipFill>
@@ -11673,12 +11702,12 @@
           <wp:inline distB="114300" distT="114300" distL="114300" distR="114300">
             <wp:extent cx="2200275" cy="438150"/>
             <wp:effectExtent b="0" l="0" r="0" t="0"/>
-            <wp:docPr id="25" name="image21.png"/>
+            <wp:docPr id="25" name="image10.png"/>
             <a:graphic>
               <a:graphicData uri="http://schemas.openxmlformats.org/drawingml/2006/picture">
                 <pic:pic>
                   <pic:nvPicPr>
-                    <pic:cNvPr id="0" name="image21.png"/>
+                    <pic:cNvPr id="0" name="image10.png"/>
                     <pic:cNvPicPr preferRelativeResize="0"/>
                   </pic:nvPicPr>
                   <pic:blipFill>
@@ -11841,12 +11870,12 @@
           <wp:inline distB="114300" distT="114300" distL="114300" distR="114300">
             <wp:extent cx="1343025" cy="428625"/>
             <wp:effectExtent b="0" l="0" r="0" t="0"/>
-            <wp:docPr id="27" name="image14.png"/>
+            <wp:docPr id="27" name="image13.png"/>
             <a:graphic>
               <a:graphicData uri="http://schemas.openxmlformats.org/drawingml/2006/picture">
                 <pic:pic>
                   <pic:nvPicPr>
-                    <pic:cNvPr id="0" name="image14.png"/>
+                    <pic:cNvPr id="0" name="image13.png"/>
                     <pic:cNvPicPr preferRelativeResize="0"/>
                   </pic:nvPicPr>
                   <pic:blipFill>
@@ -12007,12 +12036,12 @@
           <wp:inline distB="114300" distT="114300" distL="114300" distR="114300">
             <wp:extent cx="1133475" cy="390525"/>
             <wp:effectExtent b="0" l="0" r="0" t="0"/>
-            <wp:docPr id="28" name="image31.png"/>
+            <wp:docPr id="28" name="image33.png"/>
             <a:graphic>
               <a:graphicData uri="http://schemas.openxmlformats.org/drawingml/2006/picture">
                 <pic:pic>
                   <pic:nvPicPr>
-                    <pic:cNvPr id="0" name="image31.png"/>
+                    <pic:cNvPr id="0" name="image33.png"/>
                     <pic:cNvPicPr preferRelativeResize="0"/>
                   </pic:nvPicPr>
                   <pic:blipFill>
@@ -12410,12 +12439,12 @@
           <wp:inline distB="114300" distT="114300" distL="114300" distR="114300">
             <wp:extent cx="1333500" cy="161925"/>
             <wp:effectExtent b="0" l="0" r="0" t="0"/>
-            <wp:docPr id="29" name="image27.png"/>
+            <wp:docPr id="29" name="image32.png"/>
             <a:graphic>
               <a:graphicData uri="http://schemas.openxmlformats.org/drawingml/2006/picture">
                 <pic:pic>
                   <pic:nvPicPr>
-                    <pic:cNvPr id="0" name="image27.png"/>
+                    <pic:cNvPr id="0" name="image32.png"/>
                     <pic:cNvPicPr preferRelativeResize="0"/>
                   </pic:nvPicPr>
                   <pic:blipFill>
@@ -12749,12 +12778,12 @@
           <wp:inline distB="114300" distT="114300" distL="114300" distR="114300">
             <wp:extent cx="1476375" cy="161925"/>
             <wp:effectExtent b="0" l="0" r="0" t="0"/>
-            <wp:docPr id="30" name="image28.png"/>
+            <wp:docPr id="30" name="image20.png"/>
             <a:graphic>
               <a:graphicData uri="http://schemas.openxmlformats.org/drawingml/2006/picture">
                 <pic:pic>
                   <pic:nvPicPr>
-                    <pic:cNvPr id="0" name="image28.png"/>
+                    <pic:cNvPr id="0" name="image20.png"/>
                     <pic:cNvPicPr preferRelativeResize="0"/>
                   </pic:nvPicPr>
                   <pic:blipFill>
@@ -13301,12 +13330,12 @@
           <wp:inline distB="114300" distT="114300" distL="114300" distR="114300">
             <wp:extent cx="2076450" cy="638175"/>
             <wp:effectExtent b="0" l="0" r="0" t="0"/>
-            <wp:docPr id="31" name="image34.png"/>
+            <wp:docPr id="31" name="image17.png"/>
             <a:graphic>
               <a:graphicData uri="http://schemas.openxmlformats.org/drawingml/2006/picture">
                 <pic:pic>
                   <pic:nvPicPr>
-                    <pic:cNvPr id="0" name="image34.png"/>
+                    <pic:cNvPr id="0" name="image17.png"/>
                     <pic:cNvPicPr preferRelativeResize="0"/>
                   </pic:nvPicPr>
                   <pic:blipFill>
@@ -13626,12 +13655,12 @@
           <wp:inline distB="114300" distT="114300" distL="114300" distR="114300">
             <wp:extent cx="1209675" cy="514350"/>
             <wp:effectExtent b="0" l="0" r="0" t="0"/>
-            <wp:docPr id="32" name="image29.png"/>
+            <wp:docPr id="32" name="image16.png"/>
             <a:graphic>
               <a:graphicData uri="http://schemas.openxmlformats.org/drawingml/2006/picture">
                 <pic:pic>
                   <pic:nvPicPr>
-                    <pic:cNvPr id="0" name="image29.png"/>
+                    <pic:cNvPr id="0" name="image16.png"/>
                     <pic:cNvPicPr preferRelativeResize="0"/>
                   </pic:nvPicPr>
                   <pic:blipFill>
@@ -13928,12 +13957,12 @@
           <wp:inline distB="114300" distT="114300" distL="114300" distR="114300">
             <wp:extent cx="3200400" cy="314325"/>
             <wp:effectExtent b="0" l="0" r="0" t="0"/>
-            <wp:docPr id="33" name="image32.png"/>
+            <wp:docPr id="33" name="image19.png"/>
             <a:graphic>
               <a:graphicData uri="http://schemas.openxmlformats.org/drawingml/2006/picture">
                 <pic:pic>
                   <pic:nvPicPr>
-                    <pic:cNvPr id="0" name="image32.png"/>
+                    <pic:cNvPr id="0" name="image19.png"/>
                     <pic:cNvPicPr preferRelativeResize="0"/>
                   </pic:nvPicPr>
                   <pic:blipFill>
@@ -14479,12 +14508,12 @@
           <wp:inline distB="114300" distT="114300" distL="114300" distR="114300">
             <wp:extent cx="3800475" cy="485775"/>
             <wp:effectExtent b="0" l="0" r="0" t="0"/>
-            <wp:docPr id="34" name="image33.png"/>
+            <wp:docPr id="34" name="image18.png"/>
             <a:graphic>
               <a:graphicData uri="http://schemas.openxmlformats.org/drawingml/2006/picture">
                 <pic:pic>
                   <pic:nvPicPr>
-                    <pic:cNvPr id="0" name="image33.png"/>
+                    <pic:cNvPr id="0" name="image18.png"/>
                     <pic:cNvPicPr preferRelativeResize="0"/>
                   </pic:nvPicPr>
                   <pic:blipFill>
@@ -15183,12 +15212,12 @@
           <wp:inline distB="114300" distT="114300" distL="114300" distR="114300">
             <wp:extent cx="1152525" cy="4159593"/>
             <wp:effectExtent b="0" l="0" r="0" t="0"/>
-            <wp:docPr id="5" name="image4.png"/>
+            <wp:docPr id="5" name="image28.png"/>
             <a:graphic>
               <a:graphicData uri="http://schemas.openxmlformats.org/drawingml/2006/picture">
                 <pic:pic>
                   <pic:nvPicPr>
-                    <pic:cNvPr id="0" name="image4.png"/>
+                    <pic:cNvPr id="0" name="image28.png"/>
                     <pic:cNvPicPr preferRelativeResize="0"/>
                   </pic:nvPicPr>
                   <pic:blipFill>
@@ -17021,12 +17050,12 @@
           <wp:inline distB="114300" distT="114300" distL="114300" distR="114300">
             <wp:extent cx="5400000" cy="1371600"/>
             <wp:effectExtent b="0" l="0" r="0" t="0"/>
-            <wp:docPr id="6" name="image17.png"/>
+            <wp:docPr id="6" name="image1.png"/>
             <a:graphic>
               <a:graphicData uri="http://schemas.openxmlformats.org/drawingml/2006/picture">
                 <pic:pic>
                   <pic:nvPicPr>
-                    <pic:cNvPr id="0" name="image17.png"/>
+                    <pic:cNvPr id="0" name="image1.png"/>
                     <pic:cNvPicPr preferRelativeResize="0"/>
                   </pic:nvPicPr>
                   <pic:blipFill>
@@ -17219,12 +17248,12 @@
           <wp:inline distB="114300" distT="114300" distL="114300" distR="114300">
             <wp:extent cx="5718035" cy="2148045"/>
             <wp:effectExtent b="0" l="0" r="0" t="0"/>
-            <wp:docPr id="7" name="image19.png"/>
+            <wp:docPr id="7" name="image4.png"/>
             <a:graphic>
               <a:graphicData uri="http://schemas.openxmlformats.org/drawingml/2006/picture">
                 <pic:pic>
                   <pic:nvPicPr>
-                    <pic:cNvPr id="0" name="image19.png"/>
+                    <pic:cNvPr id="0" name="image4.png"/>
                     <pic:cNvPicPr preferRelativeResize="0"/>
                   </pic:nvPicPr>
                   <pic:blipFill>
@@ -17544,7 +17573,7 @@
       <w:pPr>
         <w:numPr>
           <w:ilvl w:val="0"/>
-          <w:numId w:val="8"/>
+          <w:numId w:val="11"/>
         </w:numPr>
         <w:ind w:left="720" w:hanging="360"/>
         <w:rPr/>
@@ -17560,7 +17589,7 @@
       <w:pPr>
         <w:numPr>
           <w:ilvl w:val="0"/>
-          <w:numId w:val="8"/>
+          <w:numId w:val="11"/>
         </w:numPr>
         <w:ind w:left="720" w:hanging="360"/>
         <w:rPr/>
@@ -17686,12 +17715,12 @@
           <wp:inline distB="114300" distT="114300" distL="114300" distR="114300">
             <wp:extent cx="5400000" cy="1460500"/>
             <wp:effectExtent b="0" l="0" r="0" t="0"/>
-            <wp:docPr id="8" name="image25.png"/>
+            <wp:docPr id="8" name="image6.png"/>
             <a:graphic>
               <a:graphicData uri="http://schemas.openxmlformats.org/drawingml/2006/picture">
                 <pic:pic>
                   <pic:nvPicPr>
-                    <pic:cNvPr id="0" name="image25.png"/>
+                    <pic:cNvPr id="0" name="image6.png"/>
                     <pic:cNvPicPr preferRelativeResize="0"/>
                   </pic:nvPicPr>
                   <pic:blipFill>
@@ -17857,12 +17886,12 @@
           <wp:inline distB="114300" distT="114300" distL="114300" distR="114300">
             <wp:extent cx="5400000" cy="2679700"/>
             <wp:effectExtent b="0" l="0" r="0" t="0"/>
-            <wp:docPr id="9" name="image8.png"/>
+            <wp:docPr id="9" name="image9.png"/>
             <a:graphic>
               <a:graphicData uri="http://schemas.openxmlformats.org/drawingml/2006/picture">
                 <pic:pic>
                   <pic:nvPicPr>
-                    <pic:cNvPr id="0" name="image8.png"/>
+                    <pic:cNvPr id="0" name="image9.png"/>
                     <pic:cNvPicPr preferRelativeResize="0"/>
                   </pic:nvPicPr>
                   <pic:blipFill>
@@ -17972,12 +18001,12 @@
           <wp:inline distB="114300" distT="114300" distL="114300" distR="114300">
             <wp:extent cx="5467953" cy="1409855"/>
             <wp:effectExtent b="0" l="0" r="0" t="0"/>
-            <wp:docPr id="10" name="image7.png"/>
+            <wp:docPr id="10" name="image31.png"/>
             <a:graphic>
               <a:graphicData uri="http://schemas.openxmlformats.org/drawingml/2006/picture">
                 <pic:pic>
                   <pic:nvPicPr>
-                    <pic:cNvPr id="0" name="image7.png"/>
+                    <pic:cNvPr id="0" name="image31.png"/>
                     <pic:cNvPicPr preferRelativeResize="0"/>
                   </pic:nvPicPr>
                   <pic:blipFill>
@@ -18142,12 +18171,12 @@
           <wp:inline distB="114300" distT="114300" distL="114300" distR="114300">
             <wp:extent cx="4525661" cy="1886486"/>
             <wp:effectExtent b="0" l="0" r="0" t="0"/>
-            <wp:docPr id="11" name="image5.png"/>
+            <wp:docPr id="11" name="image26.png"/>
             <a:graphic>
               <a:graphicData uri="http://schemas.openxmlformats.org/drawingml/2006/picture">
                 <pic:pic>
                   <pic:nvPicPr>
-                    <pic:cNvPr id="0" name="image5.png"/>
+                    <pic:cNvPr id="0" name="image26.png"/>
                     <pic:cNvPicPr preferRelativeResize="0"/>
                   </pic:nvPicPr>
                   <pic:blipFill>
@@ -18271,12 +18300,12 @@
           <wp:inline distB="114300" distT="114300" distL="114300" distR="114300">
             <wp:extent cx="5477479" cy="1981418"/>
             <wp:effectExtent b="0" l="0" r="0" t="0"/>
-            <wp:docPr id="12" name="image15.png"/>
+            <wp:docPr id="12" name="image3.png"/>
             <a:graphic>
               <a:graphicData uri="http://schemas.openxmlformats.org/drawingml/2006/picture">
                 <pic:pic>
                   <pic:nvPicPr>
-                    <pic:cNvPr id="0" name="image15.png"/>
+                    <pic:cNvPr id="0" name="image3.png"/>
                     <pic:cNvPicPr preferRelativeResize="0"/>
                   </pic:nvPicPr>
                   <pic:blipFill>
@@ -18389,7 +18418,7 @@
       <w:pPr>
         <w:numPr>
           <w:ilvl w:val="0"/>
-          <w:numId w:val="11"/>
+          <w:numId w:val="3"/>
         </w:numPr>
         <w:spacing w:before="240" w:lineRule="auto"/>
         <w:ind w:left="720" w:hanging="360"/>
@@ -18407,7 +18436,7 @@
       <w:pPr>
         <w:numPr>
           <w:ilvl w:val="0"/>
-          <w:numId w:val="11"/>
+          <w:numId w:val="3"/>
         </w:numPr>
         <w:ind w:left="720" w:hanging="360"/>
         <w:jc w:val="left"/>
@@ -18438,7 +18467,7 @@
       <w:pPr>
         <w:numPr>
           <w:ilvl w:val="0"/>
-          <w:numId w:val="11"/>
+          <w:numId w:val="3"/>
         </w:numPr>
         <w:spacing w:after="240" w:lineRule="auto"/>
         <w:ind w:left="720" w:hanging="360"/>
@@ -18559,12 +18588,12 @@
           <wp:inline distB="0" distT="0" distL="0" distR="0">
             <wp:extent cx="3241774" cy="2892793"/>
             <wp:effectExtent b="0" l="0" r="0" t="0"/>
-            <wp:docPr id="13" name="image11.png"/>
+            <wp:docPr id="13" name="image21.png"/>
             <a:graphic>
               <a:graphicData uri="http://schemas.openxmlformats.org/drawingml/2006/picture">
                 <pic:pic>
                   <pic:nvPicPr>
-                    <pic:cNvPr id="0" name="image11.png"/>
+                    <pic:cNvPr id="0" name="image21.png"/>
                     <pic:cNvPicPr preferRelativeResize="0"/>
                   </pic:nvPicPr>
                   <pic:blipFill>
@@ -18712,12 +18741,12 @@
           <wp:inline distB="114300" distT="114300" distL="114300" distR="114300">
             <wp:extent cx="5400002" cy="3276962"/>
             <wp:effectExtent b="0" l="0" r="0" t="0"/>
-            <wp:docPr id="14" name="image9.png"/>
+            <wp:docPr id="14" name="image25.png"/>
             <a:graphic>
               <a:graphicData uri="http://schemas.openxmlformats.org/drawingml/2006/picture">
                 <pic:pic>
                   <pic:nvPicPr>
-                    <pic:cNvPr id="0" name="image9.png"/>
+                    <pic:cNvPr id="0" name="image25.png"/>
                     <pic:cNvPicPr preferRelativeResize="0"/>
                   </pic:nvPicPr>
                   <pic:blipFill>
@@ -18841,7 +18870,7 @@
       <w:pPr>
         <w:numPr>
           <w:ilvl w:val="0"/>
-          <w:numId w:val="12"/>
+          <w:numId w:val="4"/>
         </w:numPr>
         <w:ind w:left="720" w:hanging="360"/>
         <w:jc w:val="left"/>
@@ -18858,7 +18887,7 @@
       <w:pPr>
         <w:numPr>
           <w:ilvl w:val="0"/>
-          <w:numId w:val="12"/>
+          <w:numId w:val="4"/>
         </w:numPr>
         <w:ind w:left="720" w:hanging="360"/>
         <w:jc w:val="left"/>
@@ -18875,7 +18904,7 @@
       <w:pPr>
         <w:numPr>
           <w:ilvl w:val="0"/>
-          <w:numId w:val="12"/>
+          <w:numId w:val="4"/>
         </w:numPr>
         <w:spacing w:after="240" w:lineRule="auto"/>
         <w:ind w:left="720" w:hanging="360"/>
@@ -18981,12 +19010,12 @@
           <wp:inline distB="114300" distT="114300" distL="114300" distR="114300">
             <wp:extent cx="5248853" cy="2184400"/>
             <wp:effectExtent b="0" l="0" r="0" t="0"/>
-            <wp:docPr id="1" name="image3.png"/>
+            <wp:docPr id="1" name="image5.png"/>
             <a:graphic>
               <a:graphicData uri="http://schemas.openxmlformats.org/drawingml/2006/picture">
                 <pic:pic>
                   <pic:nvPicPr>
-                    <pic:cNvPr id="0" name="image3.png"/>
+                    <pic:cNvPr id="0" name="image5.png"/>
                     <pic:cNvPicPr preferRelativeResize="0"/>
                   </pic:nvPicPr>
                   <pic:blipFill>
@@ -19112,7 +19141,7 @@
       <w:pPr>
         <w:numPr>
           <w:ilvl w:val="0"/>
-          <w:numId w:val="9"/>
+          <w:numId w:val="12"/>
         </w:numPr>
         <w:ind w:left="720" w:hanging="360"/>
         <w:rPr/>
@@ -19128,7 +19157,7 @@
       <w:pPr>
         <w:numPr>
           <w:ilvl w:val="0"/>
-          <w:numId w:val="9"/>
+          <w:numId w:val="12"/>
         </w:numPr>
         <w:ind w:left="720" w:hanging="360"/>
         <w:rPr/>
@@ -19179,12 +19208,12 @@
           <wp:inline distB="114300" distT="114300" distL="114300" distR="114300">
             <wp:extent cx="5687053" cy="2352935"/>
             <wp:effectExtent b="0" l="0" r="0" t="0"/>
-            <wp:docPr id="2" name="image2.png"/>
+            <wp:docPr id="2" name="image7.png"/>
             <a:graphic>
               <a:graphicData uri="http://schemas.openxmlformats.org/drawingml/2006/picture">
                 <pic:pic>
                   <pic:nvPicPr>
-                    <pic:cNvPr id="0" name="image2.png"/>
+                    <pic:cNvPr id="0" name="image7.png"/>
                     <pic:cNvPicPr preferRelativeResize="0"/>
                   </pic:nvPicPr>
                   <pic:blipFill>
@@ -19296,7 +19325,7 @@
       <w:pPr>
         <w:numPr>
           <w:ilvl w:val="0"/>
-          <w:numId w:val="7"/>
+          <w:numId w:val="10"/>
         </w:numPr>
         <w:ind w:left="720" w:hanging="360"/>
         <w:rPr/>
@@ -19312,7 +19341,7 @@
       <w:pPr>
         <w:numPr>
           <w:ilvl w:val="0"/>
-          <w:numId w:val="7"/>
+          <w:numId w:val="10"/>
         </w:numPr>
         <w:ind w:left="720" w:hanging="360"/>
         <w:rPr/>
@@ -19328,7 +19357,7 @@
       <w:pPr>
         <w:numPr>
           <w:ilvl w:val="0"/>
-          <w:numId w:val="7"/>
+          <w:numId w:val="10"/>
         </w:numPr>
         <w:ind w:left="720" w:hanging="360"/>
         <w:rPr/>
@@ -19492,12 +19521,12 @@
           <wp:inline distB="114300" distT="114300" distL="114300" distR="114300">
             <wp:extent cx="5810895" cy="2171941"/>
             <wp:effectExtent b="0" l="0" r="0" t="0"/>
-            <wp:docPr id="4" name="image12.png"/>
+            <wp:docPr id="4" name="image2.png"/>
             <a:graphic>
               <a:graphicData uri="http://schemas.openxmlformats.org/drawingml/2006/picture">
                 <pic:pic>
                   <pic:nvPicPr>
-                    <pic:cNvPr id="0" name="image12.png"/>
+                    <pic:cNvPr id="0" name="image2.png"/>
                     <pic:cNvPicPr preferRelativeResize="0"/>
                   </pic:nvPicPr>
                   <pic:blipFill>
@@ -19645,7 +19674,7 @@
       <w:pPr>
         <w:numPr>
           <w:ilvl w:val="0"/>
-          <w:numId w:val="6"/>
+          <w:numId w:val="9"/>
         </w:numPr>
         <w:ind w:left="720" w:hanging="360"/>
         <w:rPr/>
@@ -19661,7 +19690,7 @@
       <w:pPr>
         <w:numPr>
           <w:ilvl w:val="0"/>
-          <w:numId w:val="6"/>
+          <w:numId w:val="9"/>
         </w:numPr>
         <w:ind w:left="720" w:hanging="360"/>
         <w:rPr/>
@@ -19677,7 +19706,7 @@
       <w:pPr>
         <w:numPr>
           <w:ilvl w:val="0"/>
-          <w:numId w:val="6"/>
+          <w:numId w:val="9"/>
         </w:numPr>
         <w:ind w:left="720" w:hanging="360"/>
         <w:rPr/>
@@ -19693,7 +19722,7 @@
       <w:pPr>
         <w:numPr>
           <w:ilvl w:val="0"/>
-          <w:numId w:val="6"/>
+          <w:numId w:val="9"/>
         </w:numPr>
         <w:ind w:left="720" w:hanging="360"/>
         <w:rPr/>
@@ -19709,7 +19738,7 @@
       <w:pPr>
         <w:numPr>
           <w:ilvl w:val="0"/>
-          <w:numId w:val="6"/>
+          <w:numId w:val="9"/>
         </w:numPr>
         <w:ind w:left="720" w:hanging="360"/>
         <w:rPr/>
@@ -19725,7 +19754,7 @@
       <w:pPr>
         <w:numPr>
           <w:ilvl w:val="0"/>
-          <w:numId w:val="6"/>
+          <w:numId w:val="9"/>
         </w:numPr>
         <w:ind w:left="720" w:hanging="360"/>
         <w:rPr/>
@@ -19741,7 +19770,7 @@
       <w:pPr>
         <w:numPr>
           <w:ilvl w:val="0"/>
-          <w:numId w:val="6"/>
+          <w:numId w:val="9"/>
         </w:numPr>
         <w:ind w:left="720" w:hanging="360"/>
         <w:rPr/>
@@ -21288,7 +21317,7 @@
       <w:pPr>
         <w:numPr>
           <w:ilvl w:val="0"/>
-          <w:numId w:val="10"/>
+          <w:numId w:val="2"/>
         </w:numPr>
         <w:ind w:left="720" w:hanging="360"/>
         <w:rPr/>
@@ -21318,7 +21347,7 @@
       <w:pPr>
         <w:numPr>
           <w:ilvl w:val="0"/>
-          <w:numId w:val="10"/>
+          <w:numId w:val="2"/>
         </w:numPr>
         <w:ind w:left="720" w:hanging="360"/>
         <w:rPr/>
@@ -21558,7 +21587,7 @@
         <w:widowControl w:val="1"/>
         <w:numPr>
           <w:ilvl w:val="0"/>
-          <w:numId w:val="4"/>
+          <w:numId w:val="7"/>
         </w:numPr>
         <w:pBdr>
           <w:top w:space="0" w:sz="0" w:val="nil"/>
@@ -21592,6 +21621,11 @@
         </w:rPr>
         <w:t xml:space="preserve">Penelitian selanjutnya disarankan untuk memperluas cakupan variabel dengan memasukkan faktor eksternal, seperti jarak ke fasilitas publik, akses transportasi, kondisi lingkungan, serta indikator ekonomi makro, agar model prediksi dapat menangkap kondisi pasar secara lebih menyeluruh.</w:t>
       </w:r>
+      <w:r>
+        <w:rPr>
+          <w:rtl w:val="0"/>
+        </w:rPr>
+      </w:r>
     </w:p>
     <w:p>
       <w:pPr>
@@ -21601,7 +21635,7 @@
         <w:widowControl w:val="1"/>
         <w:numPr>
           <w:ilvl w:val="0"/>
-          <w:numId w:val="4"/>
+          <w:numId w:val="7"/>
         </w:numPr>
         <w:pBdr>
           <w:top w:space="0" w:sz="0" w:val="nil"/>
@@ -21673,6 +21707,11 @@
         </w:rPr>
         <w:t xml:space="preserve">) akan memberikan pemahaman yang lebih mendalam mengenai tren harga properti dan dinamika pasar dari waktu ke waktu. Pendekatan ini juga berpotensi meningkatkan akurasi model dalam memprediksi harga di masa mendatang.</w:t>
       </w:r>
+      <w:r>
+        <w:rPr>
+          <w:rtl w:val="0"/>
+        </w:rPr>
+      </w:r>
     </w:p>
     <w:p>
       <w:pPr>
@@ -21682,7 +21721,7 @@
         <w:widowControl w:val="1"/>
         <w:numPr>
           <w:ilvl w:val="0"/>
-          <w:numId w:val="4"/>
+          <w:numId w:val="7"/>
         </w:numPr>
         <w:pBdr>
           <w:top w:space="0" w:sz="0" w:val="nil"/>
@@ -21716,6 +21755,11 @@
         </w:rPr>
         <w:t xml:space="preserve">Meskipun Random Forest Regression menunjukkan kinerja yang baik, penelitian lanjutan dapat mempertimbangkan perbandingan dengan algoritma machine learning lain, seperti Gradient Boosting, XGBoost, atau Neural Network, untuk memperoleh model dengan performa yang lebih optimal. Selain itu, penerapan teknik interpretabilitas model yang lebih mendalam juga disarankan agar hasil prediksi dapat dijelaskan secara lebih transparan kepada pengguna non-teknis.</w:t>
       </w:r>
+      <w:r>
+        <w:rPr>
+          <w:rtl w:val="0"/>
+        </w:rPr>
+      </w:r>
     </w:p>
     <w:p>
       <w:pPr>
@@ -21725,7 +21769,7 @@
         <w:widowControl w:val="1"/>
         <w:numPr>
           <w:ilvl w:val="0"/>
-          <w:numId w:val="4"/>
+          <w:numId w:val="7"/>
         </w:numPr>
         <w:pBdr>
           <w:top w:space="0" w:sz="0" w:val="nil"/>
@@ -21758,6 +21802,11 @@
           <w:rtl w:val="0"/>
         </w:rPr>
         <w:t xml:space="preserve">Dari sisi implementasi sistem, pengembangan aplikasi prediksi harga dapat ditingkatkan dengan antarmuka yang lebih intuitif serta fitur visualisasi tambahan. Dengan demikian, sistem prediksi harga properti yang dibangun tidak hanya akurat secara teknis, tetapi juga mudah digunakan dan bermanfaat secara praktis bagi masyarakat luas.</w:t>
+      </w:r>
+      <w:r>
+        <w:rPr>
+          <w:rtl w:val="0"/>
+        </w:rPr>
       </w:r>
     </w:p>
     <w:p>
@@ -22601,7 +22650,6 @@
     <w:pPr>
       <w:keepNext w:val="0"/>
       <w:keepLines w:val="0"/>
-      <w:pageBreakBefore w:val="0"/>
       <w:widowControl w:val="1"/>
       <w:pBdr>
         <w:top w:space="0" w:sz="0" w:val="nil"/>
@@ -22781,7 +22829,7 @@
       <w:start w:val="1"/>
       <w:numFmt w:val="decimal"/>
       <w:lvlText w:val="%1."/>
-      <w:lvlJc w:val="right"/>
+      <w:lvlJc w:val="left"/>
       <w:pPr>
         <w:ind w:left="720" w:hanging="360"/>
       </w:pPr>
@@ -22791,9 +22839,9 @@
     </w:lvl>
     <w:lvl w:ilvl="1">
       <w:start w:val="1"/>
-      <w:numFmt w:val="decimal"/>
-      <w:lvlText w:val="%1.%2."/>
-      <w:lvlJc w:val="right"/>
+      <w:numFmt w:val="lowerLetter"/>
+      <w:lvlText w:val="%2."/>
+      <w:lvlJc w:val="left"/>
       <w:pPr>
         <w:ind w:left="1440" w:hanging="360"/>
       </w:pPr>
@@ -22803,8 +22851,8 @@
     </w:lvl>
     <w:lvl w:ilvl="2">
       <w:start w:val="1"/>
-      <w:numFmt w:val="decimal"/>
-      <w:lvlText w:val="%1.%2.%3."/>
+      <w:numFmt w:val="lowerRoman"/>
+      <w:lvlText w:val="%3."/>
       <w:lvlJc w:val="right"/>
       <w:pPr>
         <w:ind w:left="2160" w:hanging="360"/>
@@ -22816,20 +22864,18 @@
     <w:lvl w:ilvl="3">
       <w:start w:val="1"/>
       <w:numFmt w:val="decimal"/>
-      <w:lvlText w:val="%1.%2.%3.%4."/>
-      <w:lvlJc w:val="right"/>
+      <w:lvlText w:val="%4."/>
+      <w:lvlJc w:val="left"/>
       <w:pPr>
         <w:ind w:left="2880" w:hanging="360"/>
       </w:pPr>
-      <w:rPr>
-        <w:u w:val="none"/>
-      </w:rPr>
+      <w:rPr/>
     </w:lvl>
     <w:lvl w:ilvl="4">
       <w:start w:val="1"/>
-      <w:numFmt w:val="decimal"/>
-      <w:lvlText w:val="%1.%2.%3.%4.%5."/>
-      <w:lvlJc w:val="right"/>
+      <w:numFmt w:val="lowerLetter"/>
+      <w:lvlText w:val="%5."/>
+      <w:lvlJc w:val="left"/>
       <w:pPr>
         <w:ind w:left="3600" w:hanging="360"/>
       </w:pPr>
@@ -22839,8 +22885,8 @@
     </w:lvl>
     <w:lvl w:ilvl="5">
       <w:start w:val="1"/>
-      <w:numFmt w:val="decimal"/>
-      <w:lvlText w:val="%1.%2.%3.%4.%5.%6."/>
+      <w:numFmt w:val="lowerRoman"/>
+      <w:lvlText w:val="%6."/>
       <w:lvlJc w:val="right"/>
       <w:pPr>
         <w:ind w:left="4320" w:hanging="360"/>
@@ -22852,8 +22898,8 @@
     <w:lvl w:ilvl="6">
       <w:start w:val="1"/>
       <w:numFmt w:val="decimal"/>
-      <w:lvlText w:val="%1.%2.%3.%4.%5.%6.%7."/>
-      <w:lvlJc w:val="right"/>
+      <w:lvlText w:val="%7."/>
+      <w:lvlJc w:val="left"/>
       <w:pPr>
         <w:ind w:left="5040" w:hanging="360"/>
       </w:pPr>
@@ -22863,9 +22909,9 @@
     </w:lvl>
     <w:lvl w:ilvl="7">
       <w:start w:val="1"/>
-      <w:numFmt w:val="decimal"/>
-      <w:lvlText w:val="%1.%2.%3.%4.%5.%6.%7.%8."/>
-      <w:lvlJc w:val="right"/>
+      <w:numFmt w:val="lowerLetter"/>
+      <w:lvlText w:val="%8."/>
+      <w:lvlJc w:val="left"/>
       <w:pPr>
         <w:ind w:left="5760" w:hanging="360"/>
       </w:pPr>
@@ -22875,8 +22921,8 @@
     </w:lvl>
     <w:lvl w:ilvl="8">
       <w:start w:val="1"/>
-      <w:numFmt w:val="decimal"/>
-      <w:lvlText w:val="%1.%2.%3.%4.%5.%6.%7.%8.%9."/>
+      <w:numFmt w:val="lowerRoman"/>
+      <w:lvlText w:val="%9."/>
       <w:lvlJc w:val="right"/>
       <w:pPr>
         <w:ind w:left="6480" w:hanging="360"/>
@@ -22915,7 +22961,7 @@
       <w:start w:val="1"/>
       <w:numFmt w:val="lowerRoman"/>
       <w:lvlText w:val="%3."/>
-      <w:lvlJc w:val="left"/>
+      <w:lvlJc w:val="right"/>
       <w:pPr>
         <w:ind w:left="2160" w:hanging="360"/>
       </w:pPr>
@@ -22951,7 +22997,7 @@
       <w:start w:val="1"/>
       <w:numFmt w:val="lowerRoman"/>
       <w:lvlText w:val="%6."/>
-      <w:lvlJc w:val="left"/>
+      <w:lvlJc w:val="right"/>
       <w:pPr>
         <w:ind w:left="4320" w:hanging="360"/>
       </w:pPr>
@@ -22987,7 +23033,7 @@
       <w:start w:val="1"/>
       <w:numFmt w:val="lowerRoman"/>
       <w:lvlText w:val="%9."/>
-      <w:lvlJc w:val="left"/>
+      <w:lvlJc w:val="right"/>
       <w:pPr>
         <w:ind w:left="6480" w:hanging="360"/>
       </w:pPr>
@@ -23005,98 +23051,6 @@
       <w:pPr>
         <w:ind w:left="720" w:hanging="360"/>
       </w:pPr>
-      <w:rPr/>
-    </w:lvl>
-    <w:lvl w:ilvl="1">
-      <w:start w:val="1"/>
-      <w:numFmt w:val="lowerLetter"/>
-      <w:lvlText w:val="%2."/>
-      <w:lvlJc w:val="left"/>
-      <w:pPr>
-        <w:ind w:left="1440" w:hanging="360"/>
-      </w:pPr>
-      <w:rPr/>
-    </w:lvl>
-    <w:lvl w:ilvl="2">
-      <w:start w:val="1"/>
-      <w:numFmt w:val="lowerRoman"/>
-      <w:lvlText w:val="%3."/>
-      <w:lvlJc w:val="right"/>
-      <w:pPr>
-        <w:ind w:left="2160" w:hanging="180"/>
-      </w:pPr>
-      <w:rPr/>
-    </w:lvl>
-    <w:lvl w:ilvl="3">
-      <w:start w:val="1"/>
-      <w:numFmt w:val="decimal"/>
-      <w:lvlText w:val="%4."/>
-      <w:lvlJc w:val="left"/>
-      <w:pPr>
-        <w:ind w:left="2880" w:hanging="360"/>
-      </w:pPr>
-      <w:rPr/>
-    </w:lvl>
-    <w:lvl w:ilvl="4">
-      <w:start w:val="1"/>
-      <w:numFmt w:val="lowerLetter"/>
-      <w:lvlText w:val="%5."/>
-      <w:lvlJc w:val="left"/>
-      <w:pPr>
-        <w:ind w:left="3600" w:hanging="360"/>
-      </w:pPr>
-      <w:rPr/>
-    </w:lvl>
-    <w:lvl w:ilvl="5">
-      <w:start w:val="1"/>
-      <w:numFmt w:val="lowerRoman"/>
-      <w:lvlText w:val="%6."/>
-      <w:lvlJc w:val="right"/>
-      <w:pPr>
-        <w:ind w:left="4320" w:hanging="180"/>
-      </w:pPr>
-      <w:rPr/>
-    </w:lvl>
-    <w:lvl w:ilvl="6">
-      <w:start w:val="1"/>
-      <w:numFmt w:val="decimal"/>
-      <w:lvlText w:val="%7."/>
-      <w:lvlJc w:val="left"/>
-      <w:pPr>
-        <w:ind w:left="5040" w:hanging="360"/>
-      </w:pPr>
-      <w:rPr/>
-    </w:lvl>
-    <w:lvl w:ilvl="7">
-      <w:start w:val="1"/>
-      <w:numFmt w:val="lowerLetter"/>
-      <w:lvlText w:val="%8."/>
-      <w:lvlJc w:val="left"/>
-      <w:pPr>
-        <w:ind w:left="5760" w:hanging="360"/>
-      </w:pPr>
-      <w:rPr/>
-    </w:lvl>
-    <w:lvl w:ilvl="8">
-      <w:start w:val="1"/>
-      <w:numFmt w:val="lowerRoman"/>
-      <w:lvlText w:val="%9."/>
-      <w:lvlJc w:val="right"/>
-      <w:pPr>
-        <w:ind w:left="6480" w:hanging="180"/>
-      </w:pPr>
-      <w:rPr/>
-    </w:lvl>
-  </w:abstractNum>
-  <w:abstractNum w:abstractNumId="5">
-    <w:lvl w:ilvl="0">
-      <w:start w:val="1"/>
-      <w:numFmt w:val="decimal"/>
-      <w:lvlText w:val="%1."/>
-      <w:lvlJc w:val="left"/>
-      <w:pPr>
-        <w:ind w:left="720" w:hanging="360"/>
-      </w:pPr>
       <w:rPr>
         <w:u w:val="none"/>
       </w:rPr>
@@ -23189,6 +23143,116 @@
       <w:start w:val="1"/>
       <w:numFmt w:val="lowerRoman"/>
       <w:lvlText w:val="%9."/>
+      <w:lvlJc w:val="right"/>
+      <w:pPr>
+        <w:ind w:left="6480" w:hanging="360"/>
+      </w:pPr>
+      <w:rPr>
+        <w:u w:val="none"/>
+      </w:rPr>
+    </w:lvl>
+  </w:abstractNum>
+  <w:abstractNum w:abstractNumId="5">
+    <w:lvl w:ilvl="0">
+      <w:start w:val="1"/>
+      <w:numFmt w:val="decimal"/>
+      <w:lvlText w:val="%1."/>
+      <w:lvlJc w:val="right"/>
+      <w:pPr>
+        <w:ind w:left="720" w:hanging="360"/>
+      </w:pPr>
+      <w:rPr>
+        <w:u w:val="none"/>
+      </w:rPr>
+    </w:lvl>
+    <w:lvl w:ilvl="1">
+      <w:start w:val="1"/>
+      <w:numFmt w:val="decimal"/>
+      <w:lvlText w:val="%1.%2."/>
+      <w:lvlJc w:val="right"/>
+      <w:pPr>
+        <w:ind w:left="1440" w:hanging="360"/>
+      </w:pPr>
+      <w:rPr>
+        <w:u w:val="none"/>
+      </w:rPr>
+    </w:lvl>
+    <w:lvl w:ilvl="2">
+      <w:start w:val="1"/>
+      <w:numFmt w:val="decimal"/>
+      <w:lvlText w:val="%1.%2.%3."/>
+      <w:lvlJc w:val="right"/>
+      <w:pPr>
+        <w:ind w:left="2160" w:hanging="360"/>
+      </w:pPr>
+      <w:rPr>
+        <w:u w:val="none"/>
+      </w:rPr>
+    </w:lvl>
+    <w:lvl w:ilvl="3">
+      <w:start w:val="1"/>
+      <w:numFmt w:val="decimal"/>
+      <w:lvlText w:val="%1.%2.%3.%4."/>
+      <w:lvlJc w:val="right"/>
+      <w:pPr>
+        <w:ind w:left="2880" w:hanging="360"/>
+      </w:pPr>
+      <w:rPr>
+        <w:u w:val="none"/>
+      </w:rPr>
+    </w:lvl>
+    <w:lvl w:ilvl="4">
+      <w:start w:val="1"/>
+      <w:numFmt w:val="decimal"/>
+      <w:lvlText w:val="%1.%2.%3.%4.%5."/>
+      <w:lvlJc w:val="right"/>
+      <w:pPr>
+        <w:ind w:left="3600" w:hanging="360"/>
+      </w:pPr>
+      <w:rPr>
+        <w:u w:val="none"/>
+      </w:rPr>
+    </w:lvl>
+    <w:lvl w:ilvl="5">
+      <w:start w:val="1"/>
+      <w:numFmt w:val="decimal"/>
+      <w:lvlText w:val="%1.%2.%3.%4.%5.%6."/>
+      <w:lvlJc w:val="right"/>
+      <w:pPr>
+        <w:ind w:left="4320" w:hanging="360"/>
+      </w:pPr>
+      <w:rPr>
+        <w:u w:val="none"/>
+      </w:rPr>
+    </w:lvl>
+    <w:lvl w:ilvl="6">
+      <w:start w:val="1"/>
+      <w:numFmt w:val="decimal"/>
+      <w:lvlText w:val="%1.%2.%3.%4.%5.%6.%7."/>
+      <w:lvlJc w:val="right"/>
+      <w:pPr>
+        <w:ind w:left="5040" w:hanging="360"/>
+      </w:pPr>
+      <w:rPr>
+        <w:u w:val="none"/>
+      </w:rPr>
+    </w:lvl>
+    <w:lvl w:ilvl="7">
+      <w:start w:val="1"/>
+      <w:numFmt w:val="decimal"/>
+      <w:lvlText w:val="%1.%2.%3.%4.%5.%6.%7.%8."/>
+      <w:lvlJc w:val="right"/>
+      <w:pPr>
+        <w:ind w:left="5760" w:hanging="360"/>
+      </w:pPr>
+      <w:rPr>
+        <w:u w:val="none"/>
+      </w:rPr>
+    </w:lvl>
+    <w:lvl w:ilvl="8">
+      <w:start w:val="1"/>
+      <w:numFmt w:val="decimal"/>
+      <w:lvlText w:val="%1.%2.%3.%4.%5.%6.%7.%8.%9."/>
       <w:lvlJc w:val="right"/>
       <w:pPr>
         <w:ind w:left="6480" w:hanging="360"/>
@@ -23227,7 +23291,7 @@
       <w:start w:val="1"/>
       <w:numFmt w:val="lowerRoman"/>
       <w:lvlText w:val="%3."/>
-      <w:lvlJc w:val="right"/>
+      <w:lvlJc w:val="left"/>
       <w:pPr>
         <w:ind w:left="2160" w:hanging="360"/>
       </w:pPr>
@@ -23263,7 +23327,7 @@
       <w:start w:val="1"/>
       <w:numFmt w:val="lowerRoman"/>
       <w:lvlText w:val="%6."/>
-      <w:lvlJc w:val="right"/>
+      <w:lvlJc w:val="left"/>
       <w:pPr>
         <w:ind w:left="4320" w:hanging="360"/>
       </w:pPr>
@@ -23299,7 +23363,7 @@
       <w:start w:val="1"/>
       <w:numFmt w:val="lowerRoman"/>
       <w:lvlText w:val="%9."/>
-      <w:lvlJc w:val="right"/>
+      <w:lvlJc w:val="left"/>
       <w:pPr>
         <w:ind w:left="6480" w:hanging="360"/>
       </w:pPr>
@@ -23317,9 +23381,7 @@
       <w:pPr>
         <w:ind w:left="720" w:hanging="360"/>
       </w:pPr>
-      <w:rPr>
-        <w:u w:val="none"/>
-      </w:rPr>
+      <w:rPr/>
     </w:lvl>
     <w:lvl w:ilvl="1">
       <w:start w:val="1"/>
@@ -23329,9 +23391,7 @@
       <w:pPr>
         <w:ind w:left="1440" w:hanging="360"/>
       </w:pPr>
-      <w:rPr>
-        <w:u w:val="none"/>
-      </w:rPr>
+      <w:rPr/>
     </w:lvl>
     <w:lvl w:ilvl="2">
       <w:start w:val="1"/>
@@ -23339,11 +23399,9 @@
       <w:lvlText w:val="%3."/>
       <w:lvlJc w:val="right"/>
       <w:pPr>
-        <w:ind w:left="2160" w:hanging="360"/>
-      </w:pPr>
-      <w:rPr>
-        <w:u w:val="none"/>
-      </w:rPr>
+        <w:ind w:left="2160" w:hanging="180"/>
+      </w:pPr>
+      <w:rPr/>
     </w:lvl>
     <w:lvl w:ilvl="3">
       <w:start w:val="1"/>
@@ -23353,9 +23411,7 @@
       <w:pPr>
         <w:ind w:left="2880" w:hanging="360"/>
       </w:pPr>
-      <w:rPr>
-        <w:u w:val="none"/>
-      </w:rPr>
+      <w:rPr/>
     </w:lvl>
     <w:lvl w:ilvl="4">
       <w:start w:val="1"/>
@@ -23365,9 +23421,7 @@
       <w:pPr>
         <w:ind w:left="3600" w:hanging="360"/>
       </w:pPr>
-      <w:rPr>
-        <w:u w:val="none"/>
-      </w:rPr>
+      <w:rPr/>
     </w:lvl>
     <w:lvl w:ilvl="5">
       <w:start w:val="1"/>
@@ -23375,11 +23429,9 @@
       <w:lvlText w:val="%6."/>
       <w:lvlJc w:val="right"/>
       <w:pPr>
-        <w:ind w:left="4320" w:hanging="360"/>
-      </w:pPr>
-      <w:rPr>
-        <w:u w:val="none"/>
-      </w:rPr>
+        <w:ind w:left="4320" w:hanging="180"/>
+      </w:pPr>
+      <w:rPr/>
     </w:lvl>
     <w:lvl w:ilvl="6">
       <w:start w:val="1"/>
@@ -23389,9 +23441,7 @@
       <w:pPr>
         <w:ind w:left="5040" w:hanging="360"/>
       </w:pPr>
-      <w:rPr>
-        <w:u w:val="none"/>
-      </w:rPr>
+      <w:rPr/>
     </w:lvl>
     <w:lvl w:ilvl="7">
       <w:start w:val="1"/>
@@ -23401,9 +23451,7 @@
       <w:pPr>
         <w:ind w:left="5760" w:hanging="360"/>
       </w:pPr>
-      <w:rPr>
-        <w:u w:val="none"/>
-      </w:rPr>
+      <w:rPr/>
     </w:lvl>
     <w:lvl w:ilvl="8">
       <w:start w:val="1"/>
@@ -23411,11 +23459,9 @@
       <w:lvlText w:val="%9."/>
       <w:lvlJc w:val="right"/>
       <w:pPr>
-        <w:ind w:left="6480" w:hanging="360"/>
-      </w:pPr>
-      <w:rPr>
-        <w:u w:val="none"/>
-      </w:rPr>
+        <w:ind w:left="6480" w:hanging="180"/>
+      </w:pPr>
+      <w:rPr/>
     </w:lvl>
   </w:abstractNum>
   <w:abstractNum w:abstractNumId="8">
@@ -23683,7 +23729,9 @@
       <w:pPr>
         <w:ind w:left="2880" w:hanging="360"/>
       </w:pPr>
-      <w:rPr/>
+      <w:rPr>
+        <w:u w:val="none"/>
+      </w:rPr>
     </w:lvl>
     <w:lvl w:ilvl="4">
       <w:start w:val="1"/>
@@ -24515,7 +24563,7 @@
 
 <file path=customXML/item1.xml><?xml version="1.0" encoding="utf-8"?>
 <go:gDocsCustomXmlDataStorage xmlns:go="http://customooxmlschemas.google.com/" xmlns:r="http://schemas.openxmlformats.org/officeDocument/2006/relationships" uri="GoogleDocsCustomDataVersion2">
-  <go:docsCustomData xmlns:go="http://customooxmlschemas.google.com/" roundtripDataSignature="AMtx7mjA3BGqdB49bvSArRLbmGjt5/QzHw==">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</go:docsCustomData>
+  <go:docsCustomData xmlns:go="http://customooxmlschemas.google.com/" roundtripDataSignature="AMtx7mgV7JJD477UUgY/j2DpXBS0WcgXJQ==">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</go:docsCustomData>
 </go:gDocsCustomXmlDataStorage>
 </file>
 

--- a/laporan/LAPORAN TUGAS PROYEK KELOMPOK.docx
+++ b/laporan/LAPORAN TUGAS PROYEK KELOMPOK.docx
@@ -255,6 +255,29 @@
     </w:p>
     <w:p>
       <w:pPr>
+        <w:ind w:left="0" w:firstLine="0"/>
+        <w:jc w:val="center"/>
+        <w:rPr>
+          <w:b w:val="1"/>
+          <w:bCs w:val="1"/>
+        </w:rPr>
+      </w:pPr>
+      <w:r>
+        <w:rPr>
+          <w:b w:val="1"/>
+          <w:bCs w:val="1"/>
+          <w:rtl w:val="0"/>
+        </w:rPr>
+        <w:t xml:space="preserve">Eshi Aulia </w:t>
+        <w:tab/>
+        <w:tab/>
+        <w:tab/>
+        <w:tab/>
+        <w:t xml:space="preserve">0110224007</w:t>
+      </w:r>
+    </w:p>
+    <w:p>
+      <w:pPr>
         <w:pStyle w:val="Title"/>
         <w:ind w:left="0" w:firstLine="0"/>
         <w:jc w:val="left"/>
@@ -1629,7 +1652,7 @@
       </w:pPr>
       <w:sdt>
         <w:sdtPr>
-          <w:id w:val="-689755716"/>
+          <w:id w:val="1139644458"/>
           <w:tag w:val="goog_rdk_0"/>
         </w:sdtPr>
         <w:sdtContent>
@@ -1704,7 +1727,7 @@
       </w:pPr>
       <w:sdt>
         <w:sdtPr>
-          <w:id w:val="-1213764296"/>
+          <w:id w:val="-626361902"/>
           <w:tag w:val="goog_rdk_1"/>
         </w:sdtPr>
         <w:sdtContent>
